--- a/klagomål/A 28059-2026 FSC-klagomål.docx
+++ b/klagomål/A 28059-2026 FSC-klagomål.docx
@@ -1997,7 +1997,7 @@
     <w:r>
       <w:tab/>
       <w:tab/>
-      <w:t>2026-08-15</w:t>
+      <w:t>2026-08-16</w:t>
       <w:br/>
       <w:br/>
     </w:r>

--- a/klagomål/A 28059-2026 FSC-klagomål.docx
+++ b/klagomål/A 28059-2026 FSC-klagomål.docx
@@ -1997,7 +1997,7 @@
     <w:r>
       <w:tab/>
       <w:tab/>
-      <w:t>2026-08-16</w:t>
+      <w:t>2026-08-17</w:t>
       <w:br/>
       <w:br/>
     </w:r>

--- a/klagomål/A 28059-2026 FSC-klagomål.docx
+++ b/klagomål/A 28059-2026 FSC-klagomål.docx
@@ -178,7 +178,7 @@
       <w:r>
         <w:drawing>
           <wp:inline xmlns:a="http://schemas.openxmlformats.org/drawingml/2006/main" xmlns:pic="http://schemas.openxmlformats.org/drawingml/2006/picture">
-            <wp:extent cx="5486400" cy="5648541"/>
+            <wp:extent cx="5486400" cy="5522222"/>
             <wp:docPr id="1" name="Picture 1"/>
             <wp:cNvGraphicFramePr>
               <a:graphicFrameLocks noChangeAspect="1"/>
@@ -199,7 +199,7 @@
                   <pic:spPr>
                     <a:xfrm>
                       <a:off x="0" y="0"/>
-                      <a:ext cx="5486400" cy="5648541"/>
+                      <a:ext cx="5486400" cy="5522222"/>
                     </a:xfrm>
                     <a:prstGeom prst="rect"/>
                   </pic:spPr>
@@ -216,12 +216,12 @@
         <w:spacing w:after="240"/>
       </w:pPr>
       <w:r>
-        <w:t>Figur 1. Fyndplatser för naturvårdsarter i och inom 24 meter från avverkningsanmälan. Markörer utan svart kant är placerade på fyndplatsen. Markörer med svart kant är placerade vid sidan av fyndplatsen och har ett svart streck som visar fyndplatsens exakta position. Kartans mittpunktskoordinat är N 7003301, E 500117 i SWEREF 99 TM.</w:t>
+        <w:t>Figur 1. Fyndplatser för naturvårdsarter i och inom 23 meter från avverkningsanmälan. Markörer utan svart kant är placerade på fyndplatsen. Markörer med svart kant är placerade vid sidan av fyndplatsen och har ett svart streck som visar fyndplatsens exakta position. Kartans mittpunktskoordinat är N 7003301, E 500117 i SWEREF 99 TM.</w:t>
       </w:r>
     </w:p>
     <w:p>
       <w:r>
-        <w:t>I och inom 24 meter från avverkningsanmälan finns fynd av 21 naturvårdsarter, varav 6 är rödlistade, 8 är fridlysta, 19 är typiska (T) och 4 är signalarter (S): garnlav (VU, T), hussvala (VU, §4), knärot (VU, T, §8), lunglav (NT, T), talltita (NT, §4), tretåig hackspett (NT, T, §4), grönkulla (S, T, §8), kransrams (S, T), spindelblomster (S, T, §8), stuplav (S, T), blåsippa (T, §9), brudborste (T), fjällskära (T), hultbräken (T), kransmossa (T), kärrfibbla (T), linnea (T), nordisk stormhatt (T), ormbär (T), tofsmes (T, §4) och torta (T). Se Figur 1.</w:t>
+        <w:t>I och inom 23 meter från avverkningsanmälan finns fynd av 13 naturvårdsarter, varav 5 är rödlistade, 4 är fridlysta, 12 är typiska (T) och 2 är signalarter (S): garnlav (VU, T), hussvala (VU, §4), knärot (VU, T, §8), lunglav (NT, T), tretåig hackspett (NT, T, §4), grönkulla (S, T, §8), kransrams (S, T), hultbräken (T), kransmossa (T), kärrfibbla (T), linnea (T), nordisk stormhatt (T) och torta (T). Se Figur 1.</w:t>
       </w:r>
     </w:p>
     <w:p>
@@ -437,17 +437,6 @@
         <w:rPr>
           <w:b/>
         </w:rPr>
-        <w:t>Talltita (NT, §4)</w:t>
-      </w:r>
-      <w:r>
-        <w:t>, rödlistad som nära hotad och prioriterad art i Skogsvårdslagen, har häckningsrevir i anmälan. Arten har minskat kraftigt de senaste 30 åren och minskningstakten innevarande 10-årsperiod beräknas till 20 (10–30) %. Talltitan är synnerligen trogen sitt cirka 15 hektar stora revir och är beroende av flerskiktade olikåldriga skogar för att kunna föda upp sina ungar. Talltitan försvinner om dess livsmiljö kalavverkas (Eggers &amp; Low, 2014; Ekman, 1979; Griesser et al, 2007; Klein, 2020; Siffczyk et al, 2003; SLU Artdatabanken, 2021).</w:t>
-      </w:r>
-    </w:p>
-    <w:p>
-      <w:r>
-        <w:rPr>
-          <w:b/>
-        </w:rPr>
         <w:t>Tretåig hackspett (NT, §4)</w:t>
       </w:r>
       <w:r>
@@ -526,28 +515,48 @@
         <w:rPr>
           <w:b/>
         </w:rPr>
-        <w:t>Spindelblomster (§8)</w:t>
-      </w:r>
-      <w:r>
-        <w:t xml:space="preserve"> växer i äldre mossrik granskog eller barrblandskog, men även i fjällbjörkskog. Arten indikerar långvarig trädkontinuitet och hög luftfuktighet och är mycket känslig för uttorkning och markskador. Spindelblomster har i många trakter minskat starkt under senare tid på grund av slutavverkningar och skogsmarksdikning. Spindelblomster är typisk art för </w:t>
+        <w:t xml:space="preserve">Hultbräken </w:t>
+      </w:r>
+      <w:r>
+        <w:t xml:space="preserve">är typisk art för </w:t>
       </w:r>
       <w:r>
         <w:rPr>
           <w:i/>
         </w:rPr>
-        <w:t xml:space="preserve">9010 Taiga, 9050 Näringsrik granskog </w:t>
-      </w:r>
-      <w:r>
-        <w:t>och</w:t>
+        <w:t xml:space="preserve">9050 Näringsrik granskog </w:t>
+      </w:r>
+      <w:r>
+        <w:t>(SLU Artdatabanken, 2025).</w:t>
+      </w:r>
+    </w:p>
+    <w:p>
+      <w:r>
+        <w:rPr>
+          <w:b/>
+        </w:rPr>
+        <w:t>Kransmossa</w:t>
+      </w:r>
+      <w:r>
+        <w:t xml:space="preserve"> är typisk art för </w:t>
       </w:r>
       <w:r>
         <w:rPr>
           <w:i/>
         </w:rPr>
-        <w:t xml:space="preserve"> 9040 Fjällbjörkskog</w:t>
-      </w:r>
-      <w:r>
-        <w:t xml:space="preserve"> (Nitare &amp; Skogsstyrelsen, 2019; SLU Artdatabanken, 2025).</w:t>
+        <w:t xml:space="preserve">9050 Näringsrik granskog </w:t>
+      </w:r>
+      <w:r>
+        <w:t xml:space="preserve">och </w:t>
+      </w:r>
+      <w:r>
+        <w:rPr>
+          <w:i/>
+        </w:rPr>
+        <w:t xml:space="preserve">6170 Alpina kalkgräsmarker </w:t>
+      </w:r>
+      <w:r>
+        <w:t>(SLU Artdatabanken, 2025).</w:t>
       </w:r>
     </w:p>
     <w:p>
@@ -555,46 +564,39 @@
         <w:rPr>
           <w:b/>
         </w:rPr>
-        <w:t>Stuplav</w:t>
-      </w:r>
-      <w:r>
-        <w:t xml:space="preserve"> är en mycket bra signalart i hela sitt utbredningsområde och förekommer nästan enbart i skogsmiljöer med höga naturvärden. Den indikerar långvarig förekomst av gamla lövträd och miljöer med konstant hög luftfuktighet. I skogar med suboceaniskt klimat finns det en mycket sällsynt parasit, njurlavsknapp </w:t>
+        <w:t>Kärrfibbla</w:t>
+      </w:r>
+      <w:r>
+        <w:t xml:space="preserve"> är typisk art för </w:t>
       </w:r>
       <w:r>
         <w:rPr>
           <w:i/>
         </w:rPr>
-        <w:t>Pletocarpon nephromeum</w:t>
-      </w:r>
-      <w:r>
-        <w:t xml:space="preserve"> (EN), som växer på stuplav. Ytterligare tre sällsynta lavparasiter, </w:t>
+        <w:t xml:space="preserve">9050 Näringsrik granskog, 9080 Lövsumpskog </w:t>
+      </w:r>
+      <w:r>
+        <w:t>och</w:t>
       </w:r>
       <w:r>
         <w:rPr>
           <w:i/>
         </w:rPr>
-        <w:t>Protounguicularia nephromatis</w:t>
-      </w:r>
-      <w:r>
-        <w:t xml:space="preserve"> (VU), </w:t>
-      </w:r>
+        <w:t xml:space="preserve"> 9040 Fjällbjörkskog </w:t>
+      </w:r>
+      <w:r>
+        <w:t>(SLU Artdatabanken, 2025).</w:t>
+      </w:r>
+    </w:p>
+    <w:p>
       <w:r>
         <w:rPr>
-          <w:i/>
+          <w:b/>
         </w:rPr>
-        <w:t>Refractohilum galligenum</w:t>
-      </w:r>
-      <w:r>
-        <w:t xml:space="preserve"> (NT) och </w:t>
-      </w:r>
-      <w:r>
-        <w:rPr>
-          <w:i/>
-        </w:rPr>
-        <w:t>Roselliniella nephromatis</w:t>
-      </w:r>
-      <w:r>
-        <w:t xml:space="preserve"> (DD), kan också påträffas på stuplav. Stuplav är typisk art för </w:t>
+        <w:t xml:space="preserve">Linnea </w:t>
+      </w:r>
+      <w:r>
+        <w:t xml:space="preserve">är typisk art för </w:t>
       </w:r>
       <w:r>
         <w:rPr>
@@ -603,7 +605,7 @@
         <w:t>9010 Taiga</w:t>
       </w:r>
       <w:r>
-        <w:t xml:space="preserve"> (SLU Artdatabanken, 2026; Nitare &amp; Skogsstyrelsen, 2019).</w:t>
+        <w:t>. På linnea kan man hitta sporsäcksvampen linnealudd (SLU Artdatabanken, 2025).</w:t>
       </w:r>
     </w:p>
     <w:p>
@@ -611,7 +613,7 @@
         <w:rPr>
           <w:b/>
         </w:rPr>
-        <w:t>Blåsippa (§9)</w:t>
+        <w:t>Nordisk stormhatt</w:t>
       </w:r>
       <w:r>
         <w:t xml:space="preserve"> är typisk art för </w:t>
@@ -620,77 +622,19 @@
         <w:rPr>
           <w:i/>
         </w:rPr>
-        <w:t>9050 Näringsrik granskog, 9020 Nordlig ädellövskog</w:t>
-      </w:r>
-      <w:r>
-        <w:t xml:space="preserve"> och </w:t>
+        <w:t xml:space="preserve">9050 Näringsrik granskog, 9040 Fjällbjörkskog </w:t>
+      </w:r>
+      <w:r>
+        <w:t xml:space="preserve">och </w:t>
       </w:r>
       <w:r>
         <w:rPr>
           <w:i/>
         </w:rPr>
-        <w:t>8240 Karsthällmarker</w:t>
-      </w:r>
-      <w:r>
-        <w:t xml:space="preserve"> (SLU Artdatabanken, 2025).</w:t>
-      </w:r>
-    </w:p>
-    <w:p>
-      <w:r>
-        <w:rPr>
-          <w:b/>
-        </w:rPr>
-        <w:t>Brudborste</w:t>
-      </w:r>
-      <w:r>
-        <w:t xml:space="preserve"> är typisk art för </w:t>
-      </w:r>
-      <w:r>
-        <w:rPr>
-          <w:i/>
-        </w:rPr>
-        <w:t xml:space="preserve">9050 Näringsrik granskog, 9040 Fjällbjörkskog, 6530 Lövängar, 6430 Högörtängar </w:t>
-      </w:r>
-      <w:r>
-        <w:t xml:space="preserve">och </w:t>
-      </w:r>
-      <w:r>
-        <w:rPr>
-          <w:i/>
-        </w:rPr>
-        <w:t>6510 Slåtterängar i låglandet</w:t>
-      </w:r>
-      <w:r>
-        <w:t xml:space="preserve"> (SLU Artdatabanken, 2025).</w:t>
-      </w:r>
-    </w:p>
-    <w:p>
-      <w:r>
-        <w:rPr>
-          <w:b/>
-        </w:rPr>
-        <w:t xml:space="preserve">Fjällskära </w:t>
-      </w:r>
-      <w:r>
-        <w:t xml:space="preserve">är typisk art för </w:t>
-      </w:r>
-      <w:r>
-        <w:rPr>
-          <w:i/>
-        </w:rPr>
-        <w:t xml:space="preserve">9040 Fjällbjörkskog, 6530 Lövängar, 6510 Slåtterängar i låglandet </w:t>
-      </w:r>
-      <w:r>
-        <w:t xml:space="preserve">och </w:t>
-      </w:r>
-      <w:r>
-        <w:rPr>
-          <w:i/>
-        </w:rPr>
-        <w:t>7310 Aapamyrar</w:t>
-      </w:r>
-      <w:r>
-        <w:t>. Fjällskära är värdväxt för bl.a. de rödlistade fjärilarna fjällskärefrövecklare (VU) och fjällskäreplattmal (VU)</w:t>
+        <w:t>6430 Högörtängar</w:t>
+      </w:r>
+      <w:r>
+        <w:t>. Stormhattsrotvecklare (NT) samt stormhattshumla, som är rödlistad som nära hotad (NT) på den europeiska rödlistan, är knuten till nordisk stormhatt</w:t>
       </w:r>
       <w:r>
         <w:rPr>
@@ -699,183 +643,7 @@
         <w:t xml:space="preserve"> </w:t>
       </w:r>
       <w:r>
-        <w:t>(SLU Artdatabanken, 2026).</w:t>
-      </w:r>
-    </w:p>
-    <w:p>
-      <w:r>
-        <w:rPr>
-          <w:b/>
-        </w:rPr>
-        <w:t xml:space="preserve">Hultbräken </w:t>
-      </w:r>
-      <w:r>
-        <w:t xml:space="preserve">är typisk art för </w:t>
-      </w:r>
-      <w:r>
-        <w:rPr>
-          <w:i/>
-        </w:rPr>
-        <w:t xml:space="preserve">9050 Näringsrik granskog </w:t>
-      </w:r>
-      <w:r>
-        <w:t>(SLU Artdatabanken, 2025).</w:t>
-      </w:r>
-    </w:p>
-    <w:p>
-      <w:r>
-        <w:rPr>
-          <w:b/>
-        </w:rPr>
-        <w:t>Kransmossa</w:t>
-      </w:r>
-      <w:r>
-        <w:t xml:space="preserve"> är typisk art för </w:t>
-      </w:r>
-      <w:r>
-        <w:rPr>
-          <w:i/>
-        </w:rPr>
-        <w:t xml:space="preserve">9050 Näringsrik granskog </w:t>
-      </w:r>
-      <w:r>
-        <w:t xml:space="preserve">och </w:t>
-      </w:r>
-      <w:r>
-        <w:rPr>
-          <w:i/>
-        </w:rPr>
-        <w:t xml:space="preserve">6170 Alpina kalkgräsmarker </w:t>
-      </w:r>
-      <w:r>
-        <w:t>(SLU Artdatabanken, 2025).</w:t>
-      </w:r>
-    </w:p>
-    <w:p>
-      <w:r>
-        <w:rPr>
-          <w:b/>
-        </w:rPr>
-        <w:t>Kärrfibbla</w:t>
-      </w:r>
-      <w:r>
-        <w:t xml:space="preserve"> är typisk art för </w:t>
-      </w:r>
-      <w:r>
-        <w:rPr>
-          <w:i/>
-        </w:rPr>
-        <w:t xml:space="preserve">9050 Näringsrik granskog, 9080 Lövsumpskog </w:t>
-      </w:r>
-      <w:r>
-        <w:t>och</w:t>
-      </w:r>
-      <w:r>
-        <w:rPr>
-          <w:i/>
-        </w:rPr>
-        <w:t xml:space="preserve"> 9040 Fjällbjörkskog </w:t>
-      </w:r>
-      <w:r>
-        <w:t>(SLU Artdatabanken, 2025).</w:t>
-      </w:r>
-    </w:p>
-    <w:p>
-      <w:r>
-        <w:rPr>
-          <w:b/>
-        </w:rPr>
-        <w:t xml:space="preserve">Linnea </w:t>
-      </w:r>
-      <w:r>
-        <w:t xml:space="preserve">är typisk art för </w:t>
-      </w:r>
-      <w:r>
-        <w:rPr>
-          <w:i/>
-        </w:rPr>
-        <w:t>9010 Taiga</w:t>
-      </w:r>
-      <w:r>
-        <w:t>. På linnea kan man hitta sporsäcksvampen linnealudd (SLU Artdatabanken, 2025).</w:t>
-      </w:r>
-    </w:p>
-    <w:p>
-      <w:r>
-        <w:rPr>
-          <w:b/>
-        </w:rPr>
-        <w:t>Nordisk stormhatt</w:t>
-      </w:r>
-      <w:r>
-        <w:t xml:space="preserve"> är typisk art för </w:t>
-      </w:r>
-      <w:r>
-        <w:rPr>
-          <w:i/>
-        </w:rPr>
-        <w:t xml:space="preserve">9050 Näringsrik granskog, 9040 Fjällbjörkskog </w:t>
-      </w:r>
-      <w:r>
-        <w:t xml:space="preserve">och </w:t>
-      </w:r>
-      <w:r>
-        <w:rPr>
-          <w:i/>
-        </w:rPr>
-        <w:t>6430 Högörtängar</w:t>
-      </w:r>
-      <w:r>
-        <w:t>. Stormhattsrotvecklare (NT) samt stormhattshumla, som är rödlistad som nära hotad (NT) på den europeiska rödlistan, är knuten till nordisk stormhatt</w:t>
-      </w:r>
-      <w:r>
-        <w:rPr>
-          <w:i/>
-        </w:rPr>
-        <w:t xml:space="preserve"> </w:t>
-      </w:r>
-      <w:r>
         <w:t>(SLU Artdatabanken, 2026; IUCN, 2025).</w:t>
-      </w:r>
-    </w:p>
-    <w:p>
-      <w:r>
-        <w:rPr>
-          <w:b/>
-        </w:rPr>
-        <w:t>Ormbär</w:t>
-      </w:r>
-      <w:r>
-        <w:t xml:space="preserve"> är typisk art för </w:t>
-      </w:r>
-      <w:r>
-        <w:rPr>
-          <w:i/>
-        </w:rPr>
-        <w:t xml:space="preserve">9050 Näringsrik granskog </w:t>
-      </w:r>
-      <w:r>
-        <w:t>(SLU Artdatabanken, 2025).</w:t>
-      </w:r>
-    </w:p>
-    <w:p>
-      <w:r>
-        <w:rPr>
-          <w:b/>
-        </w:rPr>
-        <w:t>Tofsmes (§4)</w:t>
-      </w:r>
-      <w:r>
-        <w:t xml:space="preserve"> häckar i barr- och blandskog, främst i tallskog. Tofsmes är typisk art för </w:t>
-      </w:r>
-      <w:r>
-        <w:rPr>
-          <w:i/>
-        </w:rPr>
-        <w:t xml:space="preserve">9010 Taiga </w:t>
-      </w:r>
-      <w:r>
-        <w:t>(SLU Artdatabanken, 2025).</w:t>
       </w:r>
     </w:p>
     <w:p>
@@ -1013,7 +781,7 @@
         <w:rPr>
           <w:i/>
         </w:rPr>
-        <w:t>I det avverkningsanmälda skogsområdet har 21 naturvårdsarter varav 6 rödlistade arter sina livsmiljöer och växtplatser.</w:t>
+        <w:t>I det avverkningsanmälda skogsområdet har 13 naturvårdsarter varav 5 rödlistade arter sina livsmiljöer och växtplatser.</w:t>
       </w:r>
     </w:p>
     <w:p>
@@ -1546,126 +1314,6 @@
       </w:r>
       <w:r>
         <w:t>SLU Artdatabanken, Uppsala.</w:t>
-      </w:r>
-    </w:p>
-    <w:p>
-      <w:pPr>
-        <w:pStyle w:val="Heading1"/>
-      </w:pPr>
-      <w:r>
-        <w:t>Talltita – ekologi samt krav på livsmiljön</w:t>
-      </w:r>
-    </w:p>
-    <w:p>
-      <w:r>
-        <w:t>Talltita är rödlistad som NT, fridlyst och prioriterad art i Skogsvårdslagen. Den omfattas av EU:s fågeldirektiv. Arten har minskat kraftigt de senaste 30 åren och minskningstakten innevarande 10-årsperiod beräknas till 20 (10–30) % (SLU Artdatabanken, 2022).</w:t>
-      </w:r>
-    </w:p>
-    <w:p>
-      <w:r>
-        <w:t>Talltita föredrar större sammanhängande barrskogar, och finns såväl i tallskog som granskog och i lövblandad barrskog. Skogens struktur är viktig och ska helst vara flerskiktad med riklig underväxt av mindre granar, björk och andra lövträd och buskar. Tillgång på murknande högstubbar är särskilt viktig, eftersom talltitan helst själv hackar ut sitt bohål (SLU Artdatabanken, 2022).</w:t>
-      </w:r>
-    </w:p>
-    <w:p>
-      <w:r>
-        <w:t>Det finns flera studier som visar att talltita är känslig för gallring och inte överlever när dess livsmiljö kalavverkas (Eggers and Low, 2014; Griesser et al., 2007; Klein, 2020). Talltitans revir är förhållandevis stora, 10–20 hektar och arten missgynnas när skogen fragmenteras. Kalavverkning av större delar av reviret innebär att det överges (Artdatabanken, 2021).</w:t>
-      </w:r>
-    </w:p>
-    <w:p>
-      <w:r>
-        <w:t>Talltitan är synnerligen trogen sitt revir så länge paret lever och biotopen förblir intakt. Paret stannar i sitt revir året om. En förlust av ett revir har därför en stor inverkan på den lokala populationen och trakthyggesbruket anses vara orsak till den svenska populationens kraftiga minskning. Talltiteparets revirtrohet innebär att närhelst under året man observerar en adult talltita så ingår denna plats i reviret (Siffczyk et al., 2003; Ekman, 1979).</w:t>
-      </w:r>
-    </w:p>
-    <w:p>
-      <w:pPr>
-        <w:pStyle w:val="Heading2"/>
-      </w:pPr>
-      <w:r>
-        <w:t>Referenser – talltita</w:t>
-      </w:r>
-    </w:p>
-    <w:p>
-      <w:r>
-        <w:t xml:space="preserve">Eggers, S., Low, M., 2014. </w:t>
-      </w:r>
-      <w:r>
-        <w:rPr>
-          <w:i/>
-        </w:rPr>
-        <w:t xml:space="preserve">Differential demographic responses of sympatric Parids to vegetation management in boreal forest. </w:t>
-      </w:r>
-      <w:r>
-        <w:t>For. Ecol. Manage. 319, 169–175.</w:t>
-      </w:r>
-    </w:p>
-    <w:p>
-      <w:r>
-        <w:t xml:space="preserve">Ekman, J., 1979. </w:t>
-      </w:r>
-      <w:r>
-        <w:rPr>
-          <w:i/>
-        </w:rPr>
-        <w:t xml:space="preserve">Coherence, composition and territories of winter social groups of the Willow Tit Parus montanus and the Crested Tit P. cristatus. </w:t>
-      </w:r>
-      <w:r>
-        <w:t>Ornis Scandinavica, 10, pp 56–68</w:t>
-      </w:r>
-    </w:p>
-    <w:p>
-      <w:r>
-        <w:t xml:space="preserve">Griesser, M., Nystrand, M., Eggers, S., Ekman, J., 2007. </w:t>
-      </w:r>
-      <w:r>
-        <w:rPr>
-          <w:i/>
-        </w:rPr>
-        <w:t xml:space="preserve">Impact of forestry practices on fitness correlates and population productivity in an open-nesting bird species. </w:t>
-      </w:r>
-      <w:r>
-        <w:t>Conserv. Biol. 21, 767–774. https://doi.org/10.1111/j.1523- 1739.2007.00675.x</w:t>
-      </w:r>
-    </w:p>
-    <w:p>
-      <w:r>
-        <w:t xml:space="preserve">Klein, J., 2020. </w:t>
-      </w:r>
-      <w:r>
-        <w:rPr>
-          <w:i/>
-        </w:rPr>
-        <w:t xml:space="preserve">The forgotten forest – On thinning, retention, and biodiversity in the boreal forest. </w:t>
-      </w:r>
-      <w:r>
-        <w:t>Doctoral Thesis No. 2020:50</w:t>
-      </w:r>
-    </w:p>
-    <w:p>
-      <w:r>
-        <w:t xml:space="preserve">Siffczyk, C., Brotons, L., Kangas, K., Orell, M., 2003. </w:t>
-      </w:r>
-      <w:r>
-        <w:rPr>
-          <w:i/>
-        </w:rPr>
-        <w:t xml:space="preserve">Home range size of willow tits. </w:t>
-      </w:r>
-      <w:r>
-        <w:t>Oecologica, 136, 635–642 (2003)</w:t>
-      </w:r>
-    </w:p>
-    <w:p>
-      <w:r>
-        <w:t xml:space="preserve">SLU Artdatabanken, 2021. </w:t>
-      </w:r>
-      <w:r>
-        <w:rPr>
-          <w:i/>
-        </w:rPr>
-        <w:t xml:space="preserve">Artfaktablad. Naturvård – artfakta. </w:t>
-      </w:r>
-      <w:r>
-        <w:t>SLU Artdatabanken, Uppsala</w:t>
       </w:r>
     </w:p>
     <w:p>
@@ -1997,7 +1645,7 @@
     <w:r>
       <w:tab/>
       <w:tab/>
-      <w:t>2026-08-17</w:t>
+      <w:t>2026-08-18</w:t>
       <w:br/>
       <w:br/>
     </w:r>

--- a/klagomål/A 28059-2026 FSC-klagomål.docx
+++ b/klagomål/A 28059-2026 FSC-klagomål.docx
@@ -1645,7 +1645,7 @@
     <w:r>
       <w:tab/>
       <w:tab/>
-      <w:t>2026-08-18</w:t>
+      <w:t>2026-08-19</w:t>
       <w:br/>
       <w:br/>
     </w:r>

--- a/klagomål/A 28059-2026 FSC-klagomål.docx
+++ b/klagomål/A 28059-2026 FSC-klagomål.docx
@@ -178,7 +178,7 @@
       <w:r>
         <w:drawing>
           <wp:inline xmlns:a="http://schemas.openxmlformats.org/drawingml/2006/main" xmlns:pic="http://schemas.openxmlformats.org/drawingml/2006/picture">
-            <wp:extent cx="5486400" cy="5522222"/>
+            <wp:extent cx="5486400" cy="5648541"/>
             <wp:docPr id="1" name="Picture 1"/>
             <wp:cNvGraphicFramePr>
               <a:graphicFrameLocks noChangeAspect="1"/>
@@ -199,7 +199,7 @@
                   <pic:spPr>
                     <a:xfrm>
                       <a:off x="0" y="0"/>
-                      <a:ext cx="5486400" cy="5522222"/>
+                      <a:ext cx="5486400" cy="5648541"/>
                     </a:xfrm>
                     <a:prstGeom prst="rect"/>
                   </pic:spPr>
@@ -216,12 +216,12 @@
         <w:spacing w:after="240"/>
       </w:pPr>
       <w:r>
-        <w:t>Figur 1. Fyndplatser för naturvårdsarter i och inom 23 meter från avverkningsanmälan. Markörer utan svart kant är placerade på fyndplatsen. Markörer med svart kant är placerade vid sidan av fyndplatsen och har ett svart streck som visar fyndplatsens exakta position. Kartans mittpunktskoordinat är N 7003301, E 500117 i SWEREF 99 TM.</w:t>
+        <w:t>Figur 1. Fyndplatser för naturvårdsarter i och inom 24 meter från avverkningsanmälan. Markörer utan svart kant är placerade på fyndplatsen. Markörer med svart kant är placerade vid sidan av fyndplatsen och har ett svart streck som visar fyndplatsens exakta position. Kartans mittpunktskoordinat är N 7003301, E 500117 i SWEREF 99 TM.</w:t>
       </w:r>
     </w:p>
     <w:p>
       <w:r>
-        <w:t>I och inom 23 meter från avverkningsanmälan finns fynd av 13 naturvårdsarter, varav 5 är rödlistade, 4 är fridlysta, 12 är typiska (T) och 2 är signalarter (S): garnlav (VU, T), hussvala (VU, §4), knärot (VU, T, §8), lunglav (NT, T), tretåig hackspett (NT, T, §4), grönkulla (S, T, §8), kransrams (S, T), hultbräken (T), kransmossa (T), kärrfibbla (T), linnea (T), nordisk stormhatt (T) och torta (T). Se Figur 1.</w:t>
+        <w:t>I och inom 24 meter från avverkningsanmälan finns fynd av 21 naturvårdsarter, varav 6 är rödlistade, 8 är fridlysta, 19 är typiska (T) och 4 är signalarter (S): garnlav (VU, T), hussvala (VU, §4), knärot (VU, T, §8), lunglav (NT, T), talltita (NT, §4), tretåig hackspett (NT, T, §4), grönkulla (S, T, §8), kransrams (S, T), spindelblomster (S, T, §8), stuplav (S, T), blåsippa (T, §9), brudborste (T), fjällskära (T), hultbräken (T), kransmossa (T), kärrfibbla (T), linnea (T), nordisk stormhatt (T), ormbär (T), tofsmes (T, §4) och torta (T). Se Figur 1.</w:t>
       </w:r>
     </w:p>
     <w:p>
@@ -437,6 +437,17 @@
         <w:rPr>
           <w:b/>
         </w:rPr>
+        <w:t>Talltita (NT, §4)</w:t>
+      </w:r>
+      <w:r>
+        <w:t>, rödlistad som nära hotad och prioriterad art i Skogsvårdslagen, har häckningsrevir i anmälan. Arten har minskat kraftigt de senaste 30 åren och minskningstakten innevarande 10-årsperiod beräknas till 20 (10–30) %. Talltitan är synnerligen trogen sitt cirka 15 hektar stora revir och är beroende av flerskiktade olikåldriga skogar för att kunna föda upp sina ungar. Talltitan försvinner om dess livsmiljö kalavverkas (Eggers &amp; Low, 2014; Ekman, 1979; Griesser et al, 2007; Klein, 2020; Siffczyk et al, 2003; SLU Artdatabanken, 2021).</w:t>
+      </w:r>
+    </w:p>
+    <w:p>
+      <w:r>
+        <w:rPr>
+          <w:b/>
+        </w:rPr>
         <w:t>Tretåig hackspett (NT, §4)</w:t>
       </w:r>
       <w:r>
@@ -515,6 +526,187 @@
         <w:rPr>
           <w:b/>
         </w:rPr>
+        <w:t>Spindelblomster (§8)</w:t>
+      </w:r>
+      <w:r>
+        <w:t xml:space="preserve"> växer i äldre mossrik granskog eller barrblandskog, men även i fjällbjörkskog. Arten indikerar långvarig trädkontinuitet och hög luftfuktighet och är mycket känslig för uttorkning och markskador. Spindelblomster har i många trakter minskat starkt under senare tid på grund av slutavverkningar och skogsmarksdikning. Spindelblomster är typisk art för </w:t>
+      </w:r>
+      <w:r>
+        <w:rPr>
+          <w:i/>
+        </w:rPr>
+        <w:t xml:space="preserve">9010 Taiga, 9050 Näringsrik granskog </w:t>
+      </w:r>
+      <w:r>
+        <w:t>och</w:t>
+      </w:r>
+      <w:r>
+        <w:rPr>
+          <w:i/>
+        </w:rPr>
+        <w:t xml:space="preserve"> 9040 Fjällbjörkskog</w:t>
+      </w:r>
+      <w:r>
+        <w:t xml:space="preserve"> (Nitare &amp; Skogsstyrelsen, 2019; SLU Artdatabanken, 2025).</w:t>
+      </w:r>
+    </w:p>
+    <w:p>
+      <w:r>
+        <w:rPr>
+          <w:b/>
+        </w:rPr>
+        <w:t>Stuplav</w:t>
+      </w:r>
+      <w:r>
+        <w:t xml:space="preserve"> är en mycket bra signalart i hela sitt utbredningsområde och förekommer nästan enbart i skogsmiljöer med höga naturvärden. Den indikerar långvarig förekomst av gamla lövträd och miljöer med konstant hög luftfuktighet. I skogar med suboceaniskt klimat finns det en mycket sällsynt parasit, njurlavsknapp </w:t>
+      </w:r>
+      <w:r>
+        <w:rPr>
+          <w:i/>
+        </w:rPr>
+        <w:t>Pletocarpon nephromeum</w:t>
+      </w:r>
+      <w:r>
+        <w:t xml:space="preserve"> (EN), som växer på stuplav. Ytterligare tre sällsynta lavparasiter, </w:t>
+      </w:r>
+      <w:r>
+        <w:rPr>
+          <w:i/>
+        </w:rPr>
+        <w:t>Protounguicularia nephromatis</w:t>
+      </w:r>
+      <w:r>
+        <w:t xml:space="preserve"> (VU), </w:t>
+      </w:r>
+      <w:r>
+        <w:rPr>
+          <w:i/>
+        </w:rPr>
+        <w:t>Refractohilum galligenum</w:t>
+      </w:r>
+      <w:r>
+        <w:t xml:space="preserve"> (NT) och </w:t>
+      </w:r>
+      <w:r>
+        <w:rPr>
+          <w:i/>
+        </w:rPr>
+        <w:t>Roselliniella nephromatis</w:t>
+      </w:r>
+      <w:r>
+        <w:t xml:space="preserve"> (DD), kan också påträffas på stuplav. Stuplav är typisk art för </w:t>
+      </w:r>
+      <w:r>
+        <w:rPr>
+          <w:i/>
+        </w:rPr>
+        <w:t>9010 Taiga</w:t>
+      </w:r>
+      <w:r>
+        <w:t xml:space="preserve"> (SLU Artdatabanken, 2026; Nitare &amp; Skogsstyrelsen, 2019).</w:t>
+      </w:r>
+    </w:p>
+    <w:p>
+      <w:r>
+        <w:rPr>
+          <w:b/>
+        </w:rPr>
+        <w:t>Blåsippa (§9)</w:t>
+      </w:r>
+      <w:r>
+        <w:t xml:space="preserve"> är typisk art för </w:t>
+      </w:r>
+      <w:r>
+        <w:rPr>
+          <w:i/>
+        </w:rPr>
+        <w:t>9050 Näringsrik granskog, 9020 Nordlig ädellövskog</w:t>
+      </w:r>
+      <w:r>
+        <w:t xml:space="preserve"> och </w:t>
+      </w:r>
+      <w:r>
+        <w:rPr>
+          <w:i/>
+        </w:rPr>
+        <w:t>8240 Karsthällmarker</w:t>
+      </w:r>
+      <w:r>
+        <w:t xml:space="preserve"> (SLU Artdatabanken, 2025).</w:t>
+      </w:r>
+    </w:p>
+    <w:p>
+      <w:r>
+        <w:rPr>
+          <w:b/>
+        </w:rPr>
+        <w:t>Brudborste</w:t>
+      </w:r>
+      <w:r>
+        <w:t xml:space="preserve"> är typisk art för </w:t>
+      </w:r>
+      <w:r>
+        <w:rPr>
+          <w:i/>
+        </w:rPr>
+        <w:t xml:space="preserve">9050 Näringsrik granskog, 9040 Fjällbjörkskog, 6530 Lövängar, 6430 Högörtängar </w:t>
+      </w:r>
+      <w:r>
+        <w:t xml:space="preserve">och </w:t>
+      </w:r>
+      <w:r>
+        <w:rPr>
+          <w:i/>
+        </w:rPr>
+        <w:t>6510 Slåtterängar i låglandet</w:t>
+      </w:r>
+      <w:r>
+        <w:t xml:space="preserve"> (SLU Artdatabanken, 2025).</w:t>
+      </w:r>
+    </w:p>
+    <w:p>
+      <w:r>
+        <w:rPr>
+          <w:b/>
+        </w:rPr>
+        <w:t xml:space="preserve">Fjällskära </w:t>
+      </w:r>
+      <w:r>
+        <w:t xml:space="preserve">är typisk art för </w:t>
+      </w:r>
+      <w:r>
+        <w:rPr>
+          <w:i/>
+        </w:rPr>
+        <w:t xml:space="preserve">9040 Fjällbjörkskog, 6530 Lövängar, 6510 Slåtterängar i låglandet </w:t>
+      </w:r>
+      <w:r>
+        <w:t xml:space="preserve">och </w:t>
+      </w:r>
+      <w:r>
+        <w:rPr>
+          <w:i/>
+        </w:rPr>
+        <w:t>7310 Aapamyrar</w:t>
+      </w:r>
+      <w:r>
+        <w:t>. Fjällskära är värdväxt för bl.a. de rödlistade fjärilarna fjällskärefrövecklare (VU) och fjällskäreplattmal (VU)</w:t>
+      </w:r>
+      <w:r>
+        <w:rPr>
+          <w:i/>
+        </w:rPr>
+        <w:t xml:space="preserve"> </w:t>
+      </w:r>
+      <w:r>
+        <w:t>(SLU Artdatabanken, 2026).</w:t>
+      </w:r>
+    </w:p>
+    <w:p>
+      <w:r>
+        <w:rPr>
+          <w:b/>
+        </w:rPr>
         <w:t xml:space="preserve">Hultbräken </w:t>
       </w:r>
       <w:r>
@@ -644,6 +836,46 @@
       </w:r>
       <w:r>
         <w:t>(SLU Artdatabanken, 2026; IUCN, 2025).</w:t>
+      </w:r>
+    </w:p>
+    <w:p>
+      <w:r>
+        <w:rPr>
+          <w:b/>
+        </w:rPr>
+        <w:t>Ormbär</w:t>
+      </w:r>
+      <w:r>
+        <w:t xml:space="preserve"> är typisk art för </w:t>
+      </w:r>
+      <w:r>
+        <w:rPr>
+          <w:i/>
+        </w:rPr>
+        <w:t xml:space="preserve">9050 Näringsrik granskog </w:t>
+      </w:r>
+      <w:r>
+        <w:t>(SLU Artdatabanken, 2025).</w:t>
+      </w:r>
+    </w:p>
+    <w:p>
+      <w:r>
+        <w:rPr>
+          <w:b/>
+        </w:rPr>
+        <w:t>Tofsmes (§4)</w:t>
+      </w:r>
+      <w:r>
+        <w:t xml:space="preserve"> häckar i barr- och blandskog, främst i tallskog. Tofsmes är typisk art för </w:t>
+      </w:r>
+      <w:r>
+        <w:rPr>
+          <w:i/>
+        </w:rPr>
+        <w:t xml:space="preserve">9010 Taiga </w:t>
+      </w:r>
+      <w:r>
+        <w:t>(SLU Artdatabanken, 2025).</w:t>
       </w:r>
     </w:p>
     <w:p>
@@ -781,7 +1013,7 @@
         <w:rPr>
           <w:i/>
         </w:rPr>
-        <w:t>I det avverkningsanmälda skogsområdet har 13 naturvårdsarter varav 5 rödlistade arter sina livsmiljöer och växtplatser.</w:t>
+        <w:t>I det avverkningsanmälda skogsområdet har 21 naturvårdsarter varav 6 rödlistade arter sina livsmiljöer och växtplatser.</w:t>
       </w:r>
     </w:p>
     <w:p>
@@ -1314,6 +1546,126 @@
       </w:r>
       <w:r>
         <w:t>SLU Artdatabanken, Uppsala.</w:t>
+      </w:r>
+    </w:p>
+    <w:p>
+      <w:pPr>
+        <w:pStyle w:val="Heading1"/>
+      </w:pPr>
+      <w:r>
+        <w:t>Talltita – ekologi samt krav på livsmiljön</w:t>
+      </w:r>
+    </w:p>
+    <w:p>
+      <w:r>
+        <w:t>Talltita är rödlistad som NT, fridlyst och prioriterad art i Skogsvårdslagen. Den omfattas av EU:s fågeldirektiv. Arten har minskat kraftigt de senaste 30 åren och minskningstakten innevarande 10-årsperiod beräknas till 20 (10–30) % (SLU Artdatabanken, 2022).</w:t>
+      </w:r>
+    </w:p>
+    <w:p>
+      <w:r>
+        <w:t>Talltita föredrar större sammanhängande barrskogar, och finns såväl i tallskog som granskog och i lövblandad barrskog. Skogens struktur är viktig och ska helst vara flerskiktad med riklig underväxt av mindre granar, björk och andra lövträd och buskar. Tillgång på murknande högstubbar är särskilt viktig, eftersom talltitan helst själv hackar ut sitt bohål (SLU Artdatabanken, 2022).</w:t>
+      </w:r>
+    </w:p>
+    <w:p>
+      <w:r>
+        <w:t>Det finns flera studier som visar att talltita är känslig för gallring och inte överlever när dess livsmiljö kalavverkas (Eggers and Low, 2014; Griesser et al., 2007; Klein, 2020). Talltitans revir är förhållandevis stora, 10–20 hektar och arten missgynnas när skogen fragmenteras. Kalavverkning av större delar av reviret innebär att det överges (Artdatabanken, 2021).</w:t>
+      </w:r>
+    </w:p>
+    <w:p>
+      <w:r>
+        <w:t>Talltitan är synnerligen trogen sitt revir så länge paret lever och biotopen förblir intakt. Paret stannar i sitt revir året om. En förlust av ett revir har därför en stor inverkan på den lokala populationen och trakthyggesbruket anses vara orsak till den svenska populationens kraftiga minskning. Talltiteparets revirtrohet innebär att närhelst under året man observerar en adult talltita så ingår denna plats i reviret (Siffczyk et al., 2003; Ekman, 1979).</w:t>
+      </w:r>
+    </w:p>
+    <w:p>
+      <w:pPr>
+        <w:pStyle w:val="Heading2"/>
+      </w:pPr>
+      <w:r>
+        <w:t>Referenser – talltita</w:t>
+      </w:r>
+    </w:p>
+    <w:p>
+      <w:r>
+        <w:t xml:space="preserve">Eggers, S., Low, M., 2014. </w:t>
+      </w:r>
+      <w:r>
+        <w:rPr>
+          <w:i/>
+        </w:rPr>
+        <w:t xml:space="preserve">Differential demographic responses of sympatric Parids to vegetation management in boreal forest. </w:t>
+      </w:r>
+      <w:r>
+        <w:t>For. Ecol. Manage. 319, 169–175.</w:t>
+      </w:r>
+    </w:p>
+    <w:p>
+      <w:r>
+        <w:t xml:space="preserve">Ekman, J., 1979. </w:t>
+      </w:r>
+      <w:r>
+        <w:rPr>
+          <w:i/>
+        </w:rPr>
+        <w:t xml:space="preserve">Coherence, composition and territories of winter social groups of the Willow Tit Parus montanus and the Crested Tit P. cristatus. </w:t>
+      </w:r>
+      <w:r>
+        <w:t>Ornis Scandinavica, 10, pp 56–68</w:t>
+      </w:r>
+    </w:p>
+    <w:p>
+      <w:r>
+        <w:t xml:space="preserve">Griesser, M., Nystrand, M., Eggers, S., Ekman, J., 2007. </w:t>
+      </w:r>
+      <w:r>
+        <w:rPr>
+          <w:i/>
+        </w:rPr>
+        <w:t xml:space="preserve">Impact of forestry practices on fitness correlates and population productivity in an open-nesting bird species. </w:t>
+      </w:r>
+      <w:r>
+        <w:t>Conserv. Biol. 21, 767–774. https://doi.org/10.1111/j.1523- 1739.2007.00675.x</w:t>
+      </w:r>
+    </w:p>
+    <w:p>
+      <w:r>
+        <w:t xml:space="preserve">Klein, J., 2020. </w:t>
+      </w:r>
+      <w:r>
+        <w:rPr>
+          <w:i/>
+        </w:rPr>
+        <w:t xml:space="preserve">The forgotten forest – On thinning, retention, and biodiversity in the boreal forest. </w:t>
+      </w:r>
+      <w:r>
+        <w:t>Doctoral Thesis No. 2020:50</w:t>
+      </w:r>
+    </w:p>
+    <w:p>
+      <w:r>
+        <w:t xml:space="preserve">Siffczyk, C., Brotons, L., Kangas, K., Orell, M., 2003. </w:t>
+      </w:r>
+      <w:r>
+        <w:rPr>
+          <w:i/>
+        </w:rPr>
+        <w:t xml:space="preserve">Home range size of willow tits. </w:t>
+      </w:r>
+      <w:r>
+        <w:t>Oecologica, 136, 635–642 (2003)</w:t>
+      </w:r>
+    </w:p>
+    <w:p>
+      <w:r>
+        <w:t xml:space="preserve">SLU Artdatabanken, 2021. </w:t>
+      </w:r>
+      <w:r>
+        <w:rPr>
+          <w:i/>
+        </w:rPr>
+        <w:t xml:space="preserve">Artfaktablad. Naturvård – artfakta. </w:t>
+      </w:r>
+      <w:r>
+        <w:t>SLU Artdatabanken, Uppsala</w:t>
       </w:r>
     </w:p>
     <w:p>
@@ -1645,7 +1997,7 @@
     <w:r>
       <w:tab/>
       <w:tab/>
-      <w:t>2026-08-19</w:t>
+      <w:t>2026-08-20</w:t>
       <w:br/>
       <w:br/>
     </w:r>

--- a/klagomål/A 28059-2026 FSC-klagomål.docx
+++ b/klagomål/A 28059-2026 FSC-klagomål.docx
@@ -1997,7 +1997,7 @@
     <w:r>
       <w:tab/>
       <w:tab/>
-      <w:t>2026-08-20</w:t>
+      <w:t>2026-08-21</w:t>
       <w:br/>
       <w:br/>
     </w:r>

--- a/klagomål/A 28059-2026 FSC-klagomål.docx
+++ b/klagomål/A 28059-2026 FSC-klagomål.docx
@@ -1997,7 +1997,7 @@
     <w:r>
       <w:tab/>
       <w:tab/>
-      <w:t>2026-08-21</w:t>
+      <w:t>2026-08-22</w:t>
       <w:br/>
       <w:br/>
     </w:r>

--- a/klagomål/A 28059-2026 FSC-klagomål.docx
+++ b/klagomål/A 28059-2026 FSC-klagomål.docx
@@ -1997,7 +1997,7 @@
     <w:r>
       <w:tab/>
       <w:tab/>
-      <w:t>2026-08-22</w:t>
+      <w:t>2026-08-23</w:t>
       <w:br/>
       <w:br/>
     </w:r>

--- a/klagomål/A 28059-2026 FSC-klagomål.docx
+++ b/klagomål/A 28059-2026 FSC-klagomål.docx
@@ -178,7 +178,7 @@
       <w:r>
         <w:drawing>
           <wp:inline xmlns:a="http://schemas.openxmlformats.org/drawingml/2006/main" xmlns:pic="http://schemas.openxmlformats.org/drawingml/2006/picture">
-            <wp:extent cx="5486400" cy="5648541"/>
+            <wp:extent cx="5486400" cy="5522222"/>
             <wp:docPr id="1" name="Picture 1"/>
             <wp:cNvGraphicFramePr>
               <a:graphicFrameLocks noChangeAspect="1"/>
@@ -199,7 +199,7 @@
                   <pic:spPr>
                     <a:xfrm>
                       <a:off x="0" y="0"/>
-                      <a:ext cx="5486400" cy="5648541"/>
+                      <a:ext cx="5486400" cy="5522222"/>
                     </a:xfrm>
                     <a:prstGeom prst="rect"/>
                   </pic:spPr>
@@ -216,12 +216,12 @@
         <w:spacing w:after="240"/>
       </w:pPr>
       <w:r>
-        <w:t>Figur 1. Fyndplatser för naturvårdsarter i och inom 24 meter från avverkningsanmälan. Markörer utan svart kant är placerade på fyndplatsen. Markörer med svart kant är placerade vid sidan av fyndplatsen och har ett svart streck som visar fyndplatsens exakta position. Kartans mittpunktskoordinat är N 7003301, E 500117 i SWEREF 99 TM.</w:t>
+        <w:t>Figur 1. Fyndplatser för naturvårdsarter i och inom 23 meter från avverkningsanmälan. Markörer utan svart kant är placerade på fyndplatsen. Markörer med svart kant är placerade vid sidan av fyndplatsen och har ett svart streck som visar fyndplatsens exakta position. Kartans mittpunktskoordinat är N 7003301, E 500117 i SWEREF 99 TM.</w:t>
       </w:r>
     </w:p>
     <w:p>
       <w:r>
-        <w:t>I och inom 24 meter från avverkningsanmälan finns fynd av 21 naturvårdsarter, varav 6 är rödlistade, 8 är fridlysta, 19 är typiska (T) och 4 är signalarter (S): garnlav (VU, T), hussvala (VU, §4), knärot (VU, T, §8), lunglav (NT, T), talltita (NT, §4), tretåig hackspett (NT, T, §4), grönkulla (S, T, §8), kransrams (S, T), spindelblomster (S, T, §8), stuplav (S, T), blåsippa (T, §9), brudborste (T), fjällskära (T), hultbräken (T), kransmossa (T), kärrfibbla (T), linnea (T), nordisk stormhatt (T), ormbär (T), tofsmes (T, §4) och torta (T). Se Figur 1.</w:t>
+        <w:t>I och inom 23 meter från avverkningsanmälan finns fynd av 13 naturvårdsarter, varav 5 är rödlistade, 4 är fridlysta, 12 är typiska (T) och 2 är signalarter (S): garnlav (VU, T), hussvala (VU, §4), knärot (VU, T, §8), lunglav (NT, T), tretåig hackspett (NT, T, §4), grönkulla (S, T, §8), kransrams (S, T), hultbräken (T), kransmossa (T), kärrfibbla (T), linnea (T), nordisk stormhatt (T) och torta (T). Se Figur 1.</w:t>
       </w:r>
     </w:p>
     <w:p>
@@ -437,17 +437,6 @@
         <w:rPr>
           <w:b/>
         </w:rPr>
-        <w:t>Talltita (NT, §4)</w:t>
-      </w:r>
-      <w:r>
-        <w:t>, rödlistad som nära hotad och prioriterad art i Skogsvårdslagen, har häckningsrevir i anmälan. Arten har minskat kraftigt de senaste 30 åren och minskningstakten innevarande 10-årsperiod beräknas till 20 (10–30) %. Talltitan är synnerligen trogen sitt cirka 15 hektar stora revir och är beroende av flerskiktade olikåldriga skogar för att kunna föda upp sina ungar. Talltitan försvinner om dess livsmiljö kalavverkas (Eggers &amp; Low, 2014; Ekman, 1979; Griesser et al, 2007; Klein, 2020; Siffczyk et al, 2003; SLU Artdatabanken, 2021).</w:t>
-      </w:r>
-    </w:p>
-    <w:p>
-      <w:r>
-        <w:rPr>
-          <w:b/>
-        </w:rPr>
         <w:t>Tretåig hackspett (NT, §4)</w:t>
       </w:r>
       <w:r>
@@ -526,28 +515,48 @@
         <w:rPr>
           <w:b/>
         </w:rPr>
-        <w:t>Spindelblomster (§8)</w:t>
-      </w:r>
-      <w:r>
-        <w:t xml:space="preserve"> växer i äldre mossrik granskog eller barrblandskog, men även i fjällbjörkskog. Arten indikerar långvarig trädkontinuitet och hög luftfuktighet och är mycket känslig för uttorkning och markskador. Spindelblomster har i många trakter minskat starkt under senare tid på grund av slutavverkningar och skogsmarksdikning. Spindelblomster är typisk art för </w:t>
+        <w:t xml:space="preserve">Hultbräken </w:t>
+      </w:r>
+      <w:r>
+        <w:t xml:space="preserve">är typisk art för </w:t>
       </w:r>
       <w:r>
         <w:rPr>
           <w:i/>
         </w:rPr>
-        <w:t xml:space="preserve">9010 Taiga, 9050 Näringsrik granskog </w:t>
-      </w:r>
-      <w:r>
-        <w:t>och</w:t>
+        <w:t xml:space="preserve">9050 Näringsrik granskog </w:t>
+      </w:r>
+      <w:r>
+        <w:t>(SLU Artdatabanken, 2025).</w:t>
+      </w:r>
+    </w:p>
+    <w:p>
+      <w:r>
+        <w:rPr>
+          <w:b/>
+        </w:rPr>
+        <w:t>Kransmossa</w:t>
+      </w:r>
+      <w:r>
+        <w:t xml:space="preserve"> är typisk art för </w:t>
       </w:r>
       <w:r>
         <w:rPr>
           <w:i/>
         </w:rPr>
-        <w:t xml:space="preserve"> 9040 Fjällbjörkskog</w:t>
-      </w:r>
-      <w:r>
-        <w:t xml:space="preserve"> (Nitare &amp; Skogsstyrelsen, 2019; SLU Artdatabanken, 2025).</w:t>
+        <w:t xml:space="preserve">9050 Näringsrik granskog </w:t>
+      </w:r>
+      <w:r>
+        <w:t xml:space="preserve">och </w:t>
+      </w:r>
+      <w:r>
+        <w:rPr>
+          <w:i/>
+        </w:rPr>
+        <w:t xml:space="preserve">6170 Alpina kalkgräsmarker </w:t>
+      </w:r>
+      <w:r>
+        <w:t>(SLU Artdatabanken, 2025).</w:t>
       </w:r>
     </w:p>
     <w:p>
@@ -555,46 +564,39 @@
         <w:rPr>
           <w:b/>
         </w:rPr>
-        <w:t>Stuplav</w:t>
-      </w:r>
-      <w:r>
-        <w:t xml:space="preserve"> är en mycket bra signalart i hela sitt utbredningsområde och förekommer nästan enbart i skogsmiljöer med höga naturvärden. Den indikerar långvarig förekomst av gamla lövträd och miljöer med konstant hög luftfuktighet. I skogar med suboceaniskt klimat finns det en mycket sällsynt parasit, njurlavsknapp </w:t>
+        <w:t>Kärrfibbla</w:t>
+      </w:r>
+      <w:r>
+        <w:t xml:space="preserve"> är typisk art för </w:t>
       </w:r>
       <w:r>
         <w:rPr>
           <w:i/>
         </w:rPr>
-        <w:t>Pletocarpon nephromeum</w:t>
-      </w:r>
-      <w:r>
-        <w:t xml:space="preserve"> (EN), som växer på stuplav. Ytterligare tre sällsynta lavparasiter, </w:t>
+        <w:t xml:space="preserve">9050 Näringsrik granskog, 9080 Lövsumpskog </w:t>
+      </w:r>
+      <w:r>
+        <w:t>och</w:t>
       </w:r>
       <w:r>
         <w:rPr>
           <w:i/>
         </w:rPr>
-        <w:t>Protounguicularia nephromatis</w:t>
-      </w:r>
-      <w:r>
-        <w:t xml:space="preserve"> (VU), </w:t>
-      </w:r>
+        <w:t xml:space="preserve"> 9040 Fjällbjörkskog </w:t>
+      </w:r>
+      <w:r>
+        <w:t>(SLU Artdatabanken, 2025).</w:t>
+      </w:r>
+    </w:p>
+    <w:p>
       <w:r>
         <w:rPr>
-          <w:i/>
+          <w:b/>
         </w:rPr>
-        <w:t>Refractohilum galligenum</w:t>
-      </w:r>
-      <w:r>
-        <w:t xml:space="preserve"> (NT) och </w:t>
-      </w:r>
-      <w:r>
-        <w:rPr>
-          <w:i/>
-        </w:rPr>
-        <w:t>Roselliniella nephromatis</w:t>
-      </w:r>
-      <w:r>
-        <w:t xml:space="preserve"> (DD), kan också påträffas på stuplav. Stuplav är typisk art för </w:t>
+        <w:t xml:space="preserve">Linnea </w:t>
+      </w:r>
+      <w:r>
+        <w:t xml:space="preserve">är typisk art för </w:t>
       </w:r>
       <w:r>
         <w:rPr>
@@ -603,7 +605,7 @@
         <w:t>9010 Taiga</w:t>
       </w:r>
       <w:r>
-        <w:t xml:space="preserve"> (SLU Artdatabanken, 2026; Nitare &amp; Skogsstyrelsen, 2019).</w:t>
+        <w:t>. På linnea kan man hitta sporsäcksvampen linnealudd (SLU Artdatabanken, 2025).</w:t>
       </w:r>
     </w:p>
     <w:p>
@@ -611,7 +613,7 @@
         <w:rPr>
           <w:b/>
         </w:rPr>
-        <w:t>Blåsippa (§9)</w:t>
+        <w:t>Nordisk stormhatt</w:t>
       </w:r>
       <w:r>
         <w:t xml:space="preserve"> är typisk art för </w:t>
@@ -620,77 +622,19 @@
         <w:rPr>
           <w:i/>
         </w:rPr>
-        <w:t>9050 Näringsrik granskog, 9020 Nordlig ädellövskog</w:t>
-      </w:r>
-      <w:r>
-        <w:t xml:space="preserve"> och </w:t>
+        <w:t xml:space="preserve">9050 Näringsrik granskog, 9040 Fjällbjörkskog </w:t>
+      </w:r>
+      <w:r>
+        <w:t xml:space="preserve">och </w:t>
       </w:r>
       <w:r>
         <w:rPr>
           <w:i/>
         </w:rPr>
-        <w:t>8240 Karsthällmarker</w:t>
-      </w:r>
-      <w:r>
-        <w:t xml:space="preserve"> (SLU Artdatabanken, 2025).</w:t>
-      </w:r>
-    </w:p>
-    <w:p>
-      <w:r>
-        <w:rPr>
-          <w:b/>
-        </w:rPr>
-        <w:t>Brudborste</w:t>
-      </w:r>
-      <w:r>
-        <w:t xml:space="preserve"> är typisk art för </w:t>
-      </w:r>
-      <w:r>
-        <w:rPr>
-          <w:i/>
-        </w:rPr>
-        <w:t xml:space="preserve">9050 Näringsrik granskog, 9040 Fjällbjörkskog, 6530 Lövängar, 6430 Högörtängar </w:t>
-      </w:r>
-      <w:r>
-        <w:t xml:space="preserve">och </w:t>
-      </w:r>
-      <w:r>
-        <w:rPr>
-          <w:i/>
-        </w:rPr>
-        <w:t>6510 Slåtterängar i låglandet</w:t>
-      </w:r>
-      <w:r>
-        <w:t xml:space="preserve"> (SLU Artdatabanken, 2025).</w:t>
-      </w:r>
-    </w:p>
-    <w:p>
-      <w:r>
-        <w:rPr>
-          <w:b/>
-        </w:rPr>
-        <w:t xml:space="preserve">Fjällskära </w:t>
-      </w:r>
-      <w:r>
-        <w:t xml:space="preserve">är typisk art för </w:t>
-      </w:r>
-      <w:r>
-        <w:rPr>
-          <w:i/>
-        </w:rPr>
-        <w:t xml:space="preserve">9040 Fjällbjörkskog, 6530 Lövängar, 6510 Slåtterängar i låglandet </w:t>
-      </w:r>
-      <w:r>
-        <w:t xml:space="preserve">och </w:t>
-      </w:r>
-      <w:r>
-        <w:rPr>
-          <w:i/>
-        </w:rPr>
-        <w:t>7310 Aapamyrar</w:t>
-      </w:r>
-      <w:r>
-        <w:t>. Fjällskära är värdväxt för bl.a. de rödlistade fjärilarna fjällskärefrövecklare (VU) och fjällskäreplattmal (VU)</w:t>
+        <w:t>6430 Högörtängar</w:t>
+      </w:r>
+      <w:r>
+        <w:t>. Stormhattsrotvecklare (NT) samt stormhattshumla, som är rödlistad som nära hotad (NT) på den europeiska rödlistan, är knuten till nordisk stormhatt</w:t>
       </w:r>
       <w:r>
         <w:rPr>
@@ -699,183 +643,7 @@
         <w:t xml:space="preserve"> </w:t>
       </w:r>
       <w:r>
-        <w:t>(SLU Artdatabanken, 2026).</w:t>
-      </w:r>
-    </w:p>
-    <w:p>
-      <w:r>
-        <w:rPr>
-          <w:b/>
-        </w:rPr>
-        <w:t xml:space="preserve">Hultbräken </w:t>
-      </w:r>
-      <w:r>
-        <w:t xml:space="preserve">är typisk art för </w:t>
-      </w:r>
-      <w:r>
-        <w:rPr>
-          <w:i/>
-        </w:rPr>
-        <w:t xml:space="preserve">9050 Näringsrik granskog </w:t>
-      </w:r>
-      <w:r>
-        <w:t>(SLU Artdatabanken, 2025).</w:t>
-      </w:r>
-    </w:p>
-    <w:p>
-      <w:r>
-        <w:rPr>
-          <w:b/>
-        </w:rPr>
-        <w:t>Kransmossa</w:t>
-      </w:r>
-      <w:r>
-        <w:t xml:space="preserve"> är typisk art för </w:t>
-      </w:r>
-      <w:r>
-        <w:rPr>
-          <w:i/>
-        </w:rPr>
-        <w:t xml:space="preserve">9050 Näringsrik granskog </w:t>
-      </w:r>
-      <w:r>
-        <w:t xml:space="preserve">och </w:t>
-      </w:r>
-      <w:r>
-        <w:rPr>
-          <w:i/>
-        </w:rPr>
-        <w:t xml:space="preserve">6170 Alpina kalkgräsmarker </w:t>
-      </w:r>
-      <w:r>
-        <w:t>(SLU Artdatabanken, 2025).</w:t>
-      </w:r>
-    </w:p>
-    <w:p>
-      <w:r>
-        <w:rPr>
-          <w:b/>
-        </w:rPr>
-        <w:t>Kärrfibbla</w:t>
-      </w:r>
-      <w:r>
-        <w:t xml:space="preserve"> är typisk art för </w:t>
-      </w:r>
-      <w:r>
-        <w:rPr>
-          <w:i/>
-        </w:rPr>
-        <w:t xml:space="preserve">9050 Näringsrik granskog, 9080 Lövsumpskog </w:t>
-      </w:r>
-      <w:r>
-        <w:t>och</w:t>
-      </w:r>
-      <w:r>
-        <w:rPr>
-          <w:i/>
-        </w:rPr>
-        <w:t xml:space="preserve"> 9040 Fjällbjörkskog </w:t>
-      </w:r>
-      <w:r>
-        <w:t>(SLU Artdatabanken, 2025).</w:t>
-      </w:r>
-    </w:p>
-    <w:p>
-      <w:r>
-        <w:rPr>
-          <w:b/>
-        </w:rPr>
-        <w:t xml:space="preserve">Linnea </w:t>
-      </w:r>
-      <w:r>
-        <w:t xml:space="preserve">är typisk art för </w:t>
-      </w:r>
-      <w:r>
-        <w:rPr>
-          <w:i/>
-        </w:rPr>
-        <w:t>9010 Taiga</w:t>
-      </w:r>
-      <w:r>
-        <w:t>. På linnea kan man hitta sporsäcksvampen linnealudd (SLU Artdatabanken, 2025).</w:t>
-      </w:r>
-    </w:p>
-    <w:p>
-      <w:r>
-        <w:rPr>
-          <w:b/>
-        </w:rPr>
-        <w:t>Nordisk stormhatt</w:t>
-      </w:r>
-      <w:r>
-        <w:t xml:space="preserve"> är typisk art för </w:t>
-      </w:r>
-      <w:r>
-        <w:rPr>
-          <w:i/>
-        </w:rPr>
-        <w:t xml:space="preserve">9050 Näringsrik granskog, 9040 Fjällbjörkskog </w:t>
-      </w:r>
-      <w:r>
-        <w:t xml:space="preserve">och </w:t>
-      </w:r>
-      <w:r>
-        <w:rPr>
-          <w:i/>
-        </w:rPr>
-        <w:t>6430 Högörtängar</w:t>
-      </w:r>
-      <w:r>
-        <w:t>. Stormhattsrotvecklare (NT) samt stormhattshumla, som är rödlistad som nära hotad (NT) på den europeiska rödlistan, är knuten till nordisk stormhatt</w:t>
-      </w:r>
-      <w:r>
-        <w:rPr>
-          <w:i/>
-        </w:rPr>
-        <w:t xml:space="preserve"> </w:t>
-      </w:r>
-      <w:r>
         <w:t>(SLU Artdatabanken, 2026; IUCN, 2025).</w:t>
-      </w:r>
-    </w:p>
-    <w:p>
-      <w:r>
-        <w:rPr>
-          <w:b/>
-        </w:rPr>
-        <w:t>Ormbär</w:t>
-      </w:r>
-      <w:r>
-        <w:t xml:space="preserve"> är typisk art för </w:t>
-      </w:r>
-      <w:r>
-        <w:rPr>
-          <w:i/>
-        </w:rPr>
-        <w:t xml:space="preserve">9050 Näringsrik granskog </w:t>
-      </w:r>
-      <w:r>
-        <w:t>(SLU Artdatabanken, 2025).</w:t>
-      </w:r>
-    </w:p>
-    <w:p>
-      <w:r>
-        <w:rPr>
-          <w:b/>
-        </w:rPr>
-        <w:t>Tofsmes (§4)</w:t>
-      </w:r>
-      <w:r>
-        <w:t xml:space="preserve"> häckar i barr- och blandskog, främst i tallskog. Tofsmes är typisk art för </w:t>
-      </w:r>
-      <w:r>
-        <w:rPr>
-          <w:i/>
-        </w:rPr>
-        <w:t xml:space="preserve">9010 Taiga </w:t>
-      </w:r>
-      <w:r>
-        <w:t>(SLU Artdatabanken, 2025).</w:t>
       </w:r>
     </w:p>
     <w:p>
@@ -1013,7 +781,7 @@
         <w:rPr>
           <w:i/>
         </w:rPr>
-        <w:t>I det avverkningsanmälda skogsområdet har 21 naturvårdsarter varav 6 rödlistade arter sina livsmiljöer och växtplatser.</w:t>
+        <w:t>I det avverkningsanmälda skogsområdet har 13 naturvårdsarter varav 5 rödlistade arter sina livsmiljöer och växtplatser.</w:t>
       </w:r>
     </w:p>
     <w:p>
@@ -1546,126 +1314,6 @@
       </w:r>
       <w:r>
         <w:t>SLU Artdatabanken, Uppsala.</w:t>
-      </w:r>
-    </w:p>
-    <w:p>
-      <w:pPr>
-        <w:pStyle w:val="Heading1"/>
-      </w:pPr>
-      <w:r>
-        <w:t>Talltita – ekologi samt krav på livsmiljön</w:t>
-      </w:r>
-    </w:p>
-    <w:p>
-      <w:r>
-        <w:t>Talltita är rödlistad som NT, fridlyst och prioriterad art i Skogsvårdslagen. Den omfattas av EU:s fågeldirektiv. Arten har minskat kraftigt de senaste 30 åren och minskningstakten innevarande 10-årsperiod beräknas till 20 (10–30) % (SLU Artdatabanken, 2022).</w:t>
-      </w:r>
-    </w:p>
-    <w:p>
-      <w:r>
-        <w:t>Talltita föredrar större sammanhängande barrskogar, och finns såväl i tallskog som granskog och i lövblandad barrskog. Skogens struktur är viktig och ska helst vara flerskiktad med riklig underväxt av mindre granar, björk och andra lövträd och buskar. Tillgång på murknande högstubbar är särskilt viktig, eftersom talltitan helst själv hackar ut sitt bohål (SLU Artdatabanken, 2022).</w:t>
-      </w:r>
-    </w:p>
-    <w:p>
-      <w:r>
-        <w:t>Det finns flera studier som visar att talltita är känslig för gallring och inte överlever när dess livsmiljö kalavverkas (Eggers and Low, 2014; Griesser et al., 2007; Klein, 2020). Talltitans revir är förhållandevis stora, 10–20 hektar och arten missgynnas när skogen fragmenteras. Kalavverkning av större delar av reviret innebär att det överges (Artdatabanken, 2021).</w:t>
-      </w:r>
-    </w:p>
-    <w:p>
-      <w:r>
-        <w:t>Talltitan är synnerligen trogen sitt revir så länge paret lever och biotopen förblir intakt. Paret stannar i sitt revir året om. En förlust av ett revir har därför en stor inverkan på den lokala populationen och trakthyggesbruket anses vara orsak till den svenska populationens kraftiga minskning. Talltiteparets revirtrohet innebär att närhelst under året man observerar en adult talltita så ingår denna plats i reviret (Siffczyk et al., 2003; Ekman, 1979).</w:t>
-      </w:r>
-    </w:p>
-    <w:p>
-      <w:pPr>
-        <w:pStyle w:val="Heading2"/>
-      </w:pPr>
-      <w:r>
-        <w:t>Referenser – talltita</w:t>
-      </w:r>
-    </w:p>
-    <w:p>
-      <w:r>
-        <w:t xml:space="preserve">Eggers, S., Low, M., 2014. </w:t>
-      </w:r>
-      <w:r>
-        <w:rPr>
-          <w:i/>
-        </w:rPr>
-        <w:t xml:space="preserve">Differential demographic responses of sympatric Parids to vegetation management in boreal forest. </w:t>
-      </w:r>
-      <w:r>
-        <w:t>For. Ecol. Manage. 319, 169–175.</w:t>
-      </w:r>
-    </w:p>
-    <w:p>
-      <w:r>
-        <w:t xml:space="preserve">Ekman, J., 1979. </w:t>
-      </w:r>
-      <w:r>
-        <w:rPr>
-          <w:i/>
-        </w:rPr>
-        <w:t xml:space="preserve">Coherence, composition and territories of winter social groups of the Willow Tit Parus montanus and the Crested Tit P. cristatus. </w:t>
-      </w:r>
-      <w:r>
-        <w:t>Ornis Scandinavica, 10, pp 56–68</w:t>
-      </w:r>
-    </w:p>
-    <w:p>
-      <w:r>
-        <w:t xml:space="preserve">Griesser, M., Nystrand, M., Eggers, S., Ekman, J., 2007. </w:t>
-      </w:r>
-      <w:r>
-        <w:rPr>
-          <w:i/>
-        </w:rPr>
-        <w:t xml:space="preserve">Impact of forestry practices on fitness correlates and population productivity in an open-nesting bird species. </w:t>
-      </w:r>
-      <w:r>
-        <w:t>Conserv. Biol. 21, 767–774. https://doi.org/10.1111/j.1523- 1739.2007.00675.x</w:t>
-      </w:r>
-    </w:p>
-    <w:p>
-      <w:r>
-        <w:t xml:space="preserve">Klein, J., 2020. </w:t>
-      </w:r>
-      <w:r>
-        <w:rPr>
-          <w:i/>
-        </w:rPr>
-        <w:t xml:space="preserve">The forgotten forest – On thinning, retention, and biodiversity in the boreal forest. </w:t>
-      </w:r>
-      <w:r>
-        <w:t>Doctoral Thesis No. 2020:50</w:t>
-      </w:r>
-    </w:p>
-    <w:p>
-      <w:r>
-        <w:t xml:space="preserve">Siffczyk, C., Brotons, L., Kangas, K., Orell, M., 2003. </w:t>
-      </w:r>
-      <w:r>
-        <w:rPr>
-          <w:i/>
-        </w:rPr>
-        <w:t xml:space="preserve">Home range size of willow tits. </w:t>
-      </w:r>
-      <w:r>
-        <w:t>Oecologica, 136, 635–642 (2003)</w:t>
-      </w:r>
-    </w:p>
-    <w:p>
-      <w:r>
-        <w:t xml:space="preserve">SLU Artdatabanken, 2021. </w:t>
-      </w:r>
-      <w:r>
-        <w:rPr>
-          <w:i/>
-        </w:rPr>
-        <w:t xml:space="preserve">Artfaktablad. Naturvård – artfakta. </w:t>
-      </w:r>
-      <w:r>
-        <w:t>SLU Artdatabanken, Uppsala</w:t>
       </w:r>
     </w:p>
     <w:p>
@@ -1997,7 +1645,7 @@
     <w:r>
       <w:tab/>
       <w:tab/>
-      <w:t>2026-08-23</w:t>
+      <w:t>2026-08-24</w:t>
       <w:br/>
       <w:br/>
     </w:r>

--- a/klagomål/A 28059-2026 FSC-klagomål.docx
+++ b/klagomål/A 28059-2026 FSC-klagomål.docx
@@ -178,7 +178,7 @@
       <w:r>
         <w:drawing>
           <wp:inline xmlns:a="http://schemas.openxmlformats.org/drawingml/2006/main" xmlns:pic="http://schemas.openxmlformats.org/drawingml/2006/picture">
-            <wp:extent cx="5486400" cy="5522222"/>
+            <wp:extent cx="5486400" cy="5648541"/>
             <wp:docPr id="1" name="Picture 1"/>
             <wp:cNvGraphicFramePr>
               <a:graphicFrameLocks noChangeAspect="1"/>
@@ -199,7 +199,7 @@
                   <pic:spPr>
                     <a:xfrm>
                       <a:off x="0" y="0"/>
-                      <a:ext cx="5486400" cy="5522222"/>
+                      <a:ext cx="5486400" cy="5648541"/>
                     </a:xfrm>
                     <a:prstGeom prst="rect"/>
                   </pic:spPr>
@@ -216,12 +216,12 @@
         <w:spacing w:after="240"/>
       </w:pPr>
       <w:r>
-        <w:t>Figur 1. Fyndplatser för naturvårdsarter i och inom 23 meter från avverkningsanmälan. Markörer utan svart kant är placerade på fyndplatsen. Markörer med svart kant är placerade vid sidan av fyndplatsen och har ett svart streck som visar fyndplatsens exakta position. Kartans mittpunktskoordinat är N 7003301, E 500117 i SWEREF 99 TM.</w:t>
+        <w:t>Figur 1. Fyndplatser för naturvårdsarter i och inom 24 meter från avverkningsanmälan. Markörer utan svart kant är placerade på fyndplatsen. Markörer med svart kant är placerade vid sidan av fyndplatsen och har ett svart streck som visar fyndplatsens exakta position. Kartans mittpunktskoordinat är N 7003301, E 500117 i SWEREF 99 TM.</w:t>
       </w:r>
     </w:p>
     <w:p>
       <w:r>
-        <w:t>I och inom 23 meter från avverkningsanmälan finns fynd av 13 naturvårdsarter, varav 5 är rödlistade, 4 är fridlysta, 12 är typiska (T) och 2 är signalarter (S): garnlav (VU, T), hussvala (VU, §4), knärot (VU, T, §8), lunglav (NT, T), tretåig hackspett (NT, T, §4), grönkulla (S, T, §8), kransrams (S, T), hultbräken (T), kransmossa (T), kärrfibbla (T), linnea (T), nordisk stormhatt (T) och torta (T). Se Figur 1.</w:t>
+        <w:t>I och inom 24 meter från avverkningsanmälan finns fynd av 21 naturvårdsarter, varav 6 är rödlistade, 8 är fridlysta, 19 är typiska (T) och 4 är signalarter (S): garnlav (VU, T), hussvala (VU, §4), knärot (VU, T, §8), lunglav (NT, T), talltita (NT, §4), tretåig hackspett (NT, T, §4), grönkulla (S, T, §8), kransrams (S, T), spindelblomster (S, T, §8), stuplav (S, T), blåsippa (T, §9), brudborste (T), fjällskära (T), hultbräken (T), kransmossa (T), kärrfibbla (T), linnea (T), nordisk stormhatt (T), ormbär (T), tofsmes (T, §4) och torta (T). Se Figur 1.</w:t>
       </w:r>
     </w:p>
     <w:p>
@@ -437,6 +437,17 @@
         <w:rPr>
           <w:b/>
         </w:rPr>
+        <w:t>Talltita (NT, §4)</w:t>
+      </w:r>
+      <w:r>
+        <w:t>, rödlistad som nära hotad och prioriterad art i Skogsvårdslagen, har häckningsrevir i anmälan. Arten har minskat kraftigt de senaste 30 åren och minskningstakten innevarande 10-årsperiod beräknas till 20 (10–30) %. Talltitan är synnerligen trogen sitt cirka 15 hektar stora revir och är beroende av flerskiktade olikåldriga skogar för att kunna föda upp sina ungar. Talltitan försvinner om dess livsmiljö kalavverkas (Eggers &amp; Low, 2014; Ekman, 1979; Griesser et al, 2007; Klein, 2020; Siffczyk et al, 2003; SLU Artdatabanken, 2021).</w:t>
+      </w:r>
+    </w:p>
+    <w:p>
+      <w:r>
+        <w:rPr>
+          <w:b/>
+        </w:rPr>
         <w:t>Tretåig hackspett (NT, §4)</w:t>
       </w:r>
       <w:r>
@@ -515,6 +526,187 @@
         <w:rPr>
           <w:b/>
         </w:rPr>
+        <w:t>Spindelblomster (§8)</w:t>
+      </w:r>
+      <w:r>
+        <w:t xml:space="preserve"> växer i äldre mossrik granskog eller barrblandskog, men även i fjällbjörkskog. Arten indikerar långvarig trädkontinuitet och hög luftfuktighet och är mycket känslig för uttorkning och markskador. Spindelblomster har i många trakter minskat starkt under senare tid på grund av slutavverkningar och skogsmarksdikning. Spindelblomster är typisk art för </w:t>
+      </w:r>
+      <w:r>
+        <w:rPr>
+          <w:i/>
+        </w:rPr>
+        <w:t xml:space="preserve">9010 Taiga, 9050 Näringsrik granskog </w:t>
+      </w:r>
+      <w:r>
+        <w:t>och</w:t>
+      </w:r>
+      <w:r>
+        <w:rPr>
+          <w:i/>
+        </w:rPr>
+        <w:t xml:space="preserve"> 9040 Fjällbjörkskog</w:t>
+      </w:r>
+      <w:r>
+        <w:t xml:space="preserve"> (Nitare &amp; Skogsstyrelsen, 2019; SLU Artdatabanken, 2025).</w:t>
+      </w:r>
+    </w:p>
+    <w:p>
+      <w:r>
+        <w:rPr>
+          <w:b/>
+        </w:rPr>
+        <w:t>Stuplav</w:t>
+      </w:r>
+      <w:r>
+        <w:t xml:space="preserve"> är en mycket bra signalart i hela sitt utbredningsområde och förekommer nästan enbart i skogsmiljöer med höga naturvärden. Den indikerar långvarig förekomst av gamla lövträd och miljöer med konstant hög luftfuktighet. I skogar med suboceaniskt klimat finns det en mycket sällsynt parasit, njurlavsknapp </w:t>
+      </w:r>
+      <w:r>
+        <w:rPr>
+          <w:i/>
+        </w:rPr>
+        <w:t>Pletocarpon nephromeum</w:t>
+      </w:r>
+      <w:r>
+        <w:t xml:space="preserve"> (EN), som växer på stuplav. Ytterligare tre sällsynta lavparasiter, </w:t>
+      </w:r>
+      <w:r>
+        <w:rPr>
+          <w:i/>
+        </w:rPr>
+        <w:t>Protounguicularia nephromatis</w:t>
+      </w:r>
+      <w:r>
+        <w:t xml:space="preserve"> (VU), </w:t>
+      </w:r>
+      <w:r>
+        <w:rPr>
+          <w:i/>
+        </w:rPr>
+        <w:t>Refractohilum galligenum</w:t>
+      </w:r>
+      <w:r>
+        <w:t xml:space="preserve"> (NT) och </w:t>
+      </w:r>
+      <w:r>
+        <w:rPr>
+          <w:i/>
+        </w:rPr>
+        <w:t>Roselliniella nephromatis</w:t>
+      </w:r>
+      <w:r>
+        <w:t xml:space="preserve"> (DD), kan också påträffas på stuplav. Stuplav är typisk art för </w:t>
+      </w:r>
+      <w:r>
+        <w:rPr>
+          <w:i/>
+        </w:rPr>
+        <w:t>9010 Taiga</w:t>
+      </w:r>
+      <w:r>
+        <w:t xml:space="preserve"> (SLU Artdatabanken, 2026; Nitare &amp; Skogsstyrelsen, 2019).</w:t>
+      </w:r>
+    </w:p>
+    <w:p>
+      <w:r>
+        <w:rPr>
+          <w:b/>
+        </w:rPr>
+        <w:t>Blåsippa (§9)</w:t>
+      </w:r>
+      <w:r>
+        <w:t xml:space="preserve"> är typisk art för </w:t>
+      </w:r>
+      <w:r>
+        <w:rPr>
+          <w:i/>
+        </w:rPr>
+        <w:t>9050 Näringsrik granskog, 9020 Nordlig ädellövskog</w:t>
+      </w:r>
+      <w:r>
+        <w:t xml:space="preserve"> och </w:t>
+      </w:r>
+      <w:r>
+        <w:rPr>
+          <w:i/>
+        </w:rPr>
+        <w:t>8240 Karsthällmarker</w:t>
+      </w:r>
+      <w:r>
+        <w:t xml:space="preserve"> (SLU Artdatabanken, 2025).</w:t>
+      </w:r>
+    </w:p>
+    <w:p>
+      <w:r>
+        <w:rPr>
+          <w:b/>
+        </w:rPr>
+        <w:t>Brudborste</w:t>
+      </w:r>
+      <w:r>
+        <w:t xml:space="preserve"> är typisk art för </w:t>
+      </w:r>
+      <w:r>
+        <w:rPr>
+          <w:i/>
+        </w:rPr>
+        <w:t xml:space="preserve">9050 Näringsrik granskog, 9040 Fjällbjörkskog, 6530 Lövängar, 6430 Högörtängar </w:t>
+      </w:r>
+      <w:r>
+        <w:t xml:space="preserve">och </w:t>
+      </w:r>
+      <w:r>
+        <w:rPr>
+          <w:i/>
+        </w:rPr>
+        <w:t>6510 Slåtterängar i låglandet</w:t>
+      </w:r>
+      <w:r>
+        <w:t xml:space="preserve"> (SLU Artdatabanken, 2025).</w:t>
+      </w:r>
+    </w:p>
+    <w:p>
+      <w:r>
+        <w:rPr>
+          <w:b/>
+        </w:rPr>
+        <w:t xml:space="preserve">Fjällskära </w:t>
+      </w:r>
+      <w:r>
+        <w:t xml:space="preserve">är typisk art för </w:t>
+      </w:r>
+      <w:r>
+        <w:rPr>
+          <w:i/>
+        </w:rPr>
+        <w:t xml:space="preserve">9040 Fjällbjörkskog, 6530 Lövängar, 6510 Slåtterängar i låglandet </w:t>
+      </w:r>
+      <w:r>
+        <w:t xml:space="preserve">och </w:t>
+      </w:r>
+      <w:r>
+        <w:rPr>
+          <w:i/>
+        </w:rPr>
+        <w:t>7310 Aapamyrar</w:t>
+      </w:r>
+      <w:r>
+        <w:t>. Fjällskära är värdväxt för bl.a. de rödlistade fjärilarna fjällskärefrövecklare (VU) och fjällskäreplattmal (VU)</w:t>
+      </w:r>
+      <w:r>
+        <w:rPr>
+          <w:i/>
+        </w:rPr>
+        <w:t xml:space="preserve"> </w:t>
+      </w:r>
+      <w:r>
+        <w:t>(SLU Artdatabanken, 2026).</w:t>
+      </w:r>
+    </w:p>
+    <w:p>
+      <w:r>
+        <w:rPr>
+          <w:b/>
+        </w:rPr>
         <w:t xml:space="preserve">Hultbräken </w:t>
       </w:r>
       <w:r>
@@ -644,6 +836,46 @@
       </w:r>
       <w:r>
         <w:t>(SLU Artdatabanken, 2026; IUCN, 2025).</w:t>
+      </w:r>
+    </w:p>
+    <w:p>
+      <w:r>
+        <w:rPr>
+          <w:b/>
+        </w:rPr>
+        <w:t>Ormbär</w:t>
+      </w:r>
+      <w:r>
+        <w:t xml:space="preserve"> är typisk art för </w:t>
+      </w:r>
+      <w:r>
+        <w:rPr>
+          <w:i/>
+        </w:rPr>
+        <w:t xml:space="preserve">9050 Näringsrik granskog </w:t>
+      </w:r>
+      <w:r>
+        <w:t>(SLU Artdatabanken, 2025).</w:t>
+      </w:r>
+    </w:p>
+    <w:p>
+      <w:r>
+        <w:rPr>
+          <w:b/>
+        </w:rPr>
+        <w:t>Tofsmes (§4)</w:t>
+      </w:r>
+      <w:r>
+        <w:t xml:space="preserve"> häckar i barr- och blandskog, främst i tallskog. Tofsmes är typisk art för </w:t>
+      </w:r>
+      <w:r>
+        <w:rPr>
+          <w:i/>
+        </w:rPr>
+        <w:t xml:space="preserve">9010 Taiga </w:t>
+      </w:r>
+      <w:r>
+        <w:t>(SLU Artdatabanken, 2025).</w:t>
       </w:r>
     </w:p>
     <w:p>
@@ -781,7 +1013,7 @@
         <w:rPr>
           <w:i/>
         </w:rPr>
-        <w:t>I det avverkningsanmälda skogsområdet har 13 naturvårdsarter varav 5 rödlistade arter sina livsmiljöer och växtplatser.</w:t>
+        <w:t>I det avverkningsanmälda skogsområdet har 21 naturvårdsarter varav 6 rödlistade arter sina livsmiljöer och växtplatser.</w:t>
       </w:r>
     </w:p>
     <w:p>
@@ -1314,6 +1546,126 @@
       </w:r>
       <w:r>
         <w:t>SLU Artdatabanken, Uppsala.</w:t>
+      </w:r>
+    </w:p>
+    <w:p>
+      <w:pPr>
+        <w:pStyle w:val="Heading1"/>
+      </w:pPr>
+      <w:r>
+        <w:t>Talltita – ekologi samt krav på livsmiljön</w:t>
+      </w:r>
+    </w:p>
+    <w:p>
+      <w:r>
+        <w:t>Talltita är rödlistad som NT, fridlyst och prioriterad art i Skogsvårdslagen. Den omfattas av EU:s fågeldirektiv. Arten har minskat kraftigt de senaste 30 åren och minskningstakten innevarande 10-årsperiod beräknas till 20 (10–30) % (SLU Artdatabanken, 2022).</w:t>
+      </w:r>
+    </w:p>
+    <w:p>
+      <w:r>
+        <w:t>Talltita föredrar större sammanhängande barrskogar, och finns såväl i tallskog som granskog och i lövblandad barrskog. Skogens struktur är viktig och ska helst vara flerskiktad med riklig underväxt av mindre granar, björk och andra lövträd och buskar. Tillgång på murknande högstubbar är särskilt viktig, eftersom talltitan helst själv hackar ut sitt bohål (SLU Artdatabanken, 2022).</w:t>
+      </w:r>
+    </w:p>
+    <w:p>
+      <w:r>
+        <w:t>Det finns flera studier som visar att talltita är känslig för gallring och inte överlever när dess livsmiljö kalavverkas (Eggers and Low, 2014; Griesser et al., 2007; Klein, 2020). Talltitans revir är förhållandevis stora, 10–20 hektar och arten missgynnas när skogen fragmenteras. Kalavverkning av större delar av reviret innebär att det överges (Artdatabanken, 2021).</w:t>
+      </w:r>
+    </w:p>
+    <w:p>
+      <w:r>
+        <w:t>Talltitan är synnerligen trogen sitt revir så länge paret lever och biotopen förblir intakt. Paret stannar i sitt revir året om. En förlust av ett revir har därför en stor inverkan på den lokala populationen och trakthyggesbruket anses vara orsak till den svenska populationens kraftiga minskning. Talltiteparets revirtrohet innebär att närhelst under året man observerar en adult talltita så ingår denna plats i reviret (Siffczyk et al., 2003; Ekman, 1979).</w:t>
+      </w:r>
+    </w:p>
+    <w:p>
+      <w:pPr>
+        <w:pStyle w:val="Heading2"/>
+      </w:pPr>
+      <w:r>
+        <w:t>Referenser – talltita</w:t>
+      </w:r>
+    </w:p>
+    <w:p>
+      <w:r>
+        <w:t xml:space="preserve">Eggers, S., Low, M., 2014. </w:t>
+      </w:r>
+      <w:r>
+        <w:rPr>
+          <w:i/>
+        </w:rPr>
+        <w:t xml:space="preserve">Differential demographic responses of sympatric Parids to vegetation management in boreal forest. </w:t>
+      </w:r>
+      <w:r>
+        <w:t>For. Ecol. Manage. 319, 169–175.</w:t>
+      </w:r>
+    </w:p>
+    <w:p>
+      <w:r>
+        <w:t xml:space="preserve">Ekman, J., 1979. </w:t>
+      </w:r>
+      <w:r>
+        <w:rPr>
+          <w:i/>
+        </w:rPr>
+        <w:t xml:space="preserve">Coherence, composition and territories of winter social groups of the Willow Tit Parus montanus and the Crested Tit P. cristatus. </w:t>
+      </w:r>
+      <w:r>
+        <w:t>Ornis Scandinavica, 10, pp 56–68</w:t>
+      </w:r>
+    </w:p>
+    <w:p>
+      <w:r>
+        <w:t xml:space="preserve">Griesser, M., Nystrand, M., Eggers, S., Ekman, J., 2007. </w:t>
+      </w:r>
+      <w:r>
+        <w:rPr>
+          <w:i/>
+        </w:rPr>
+        <w:t xml:space="preserve">Impact of forestry practices on fitness correlates and population productivity in an open-nesting bird species. </w:t>
+      </w:r>
+      <w:r>
+        <w:t>Conserv. Biol. 21, 767–774. https://doi.org/10.1111/j.1523- 1739.2007.00675.x</w:t>
+      </w:r>
+    </w:p>
+    <w:p>
+      <w:r>
+        <w:t xml:space="preserve">Klein, J., 2020. </w:t>
+      </w:r>
+      <w:r>
+        <w:rPr>
+          <w:i/>
+        </w:rPr>
+        <w:t xml:space="preserve">The forgotten forest – On thinning, retention, and biodiversity in the boreal forest. </w:t>
+      </w:r>
+      <w:r>
+        <w:t>Doctoral Thesis No. 2020:50</w:t>
+      </w:r>
+    </w:p>
+    <w:p>
+      <w:r>
+        <w:t xml:space="preserve">Siffczyk, C., Brotons, L., Kangas, K., Orell, M., 2003. </w:t>
+      </w:r>
+      <w:r>
+        <w:rPr>
+          <w:i/>
+        </w:rPr>
+        <w:t xml:space="preserve">Home range size of willow tits. </w:t>
+      </w:r>
+      <w:r>
+        <w:t>Oecologica, 136, 635–642 (2003)</w:t>
+      </w:r>
+    </w:p>
+    <w:p>
+      <w:r>
+        <w:t xml:space="preserve">SLU Artdatabanken, 2021. </w:t>
+      </w:r>
+      <w:r>
+        <w:rPr>
+          <w:i/>
+        </w:rPr>
+        <w:t xml:space="preserve">Artfaktablad. Naturvård – artfakta. </w:t>
+      </w:r>
+      <w:r>
+        <w:t>SLU Artdatabanken, Uppsala</w:t>
       </w:r>
     </w:p>
     <w:p>
@@ -1645,7 +1997,7 @@
     <w:r>
       <w:tab/>
       <w:tab/>
-      <w:t>2026-08-24</w:t>
+      <w:t>2026-08-25</w:t>
       <w:br/>
       <w:br/>
     </w:r>

--- a/klagomål/A 28059-2026 FSC-klagomål.docx
+++ b/klagomål/A 28059-2026 FSC-klagomål.docx
@@ -1997,7 +1997,7 @@
     <w:r>
       <w:tab/>
       <w:tab/>
-      <w:t>2026-08-25</w:t>
+      <w:t>2026-08-26</w:t>
       <w:br/>
       <w:br/>
     </w:r>

--- a/klagomål/A 28059-2026 FSC-klagomål.docx
+++ b/klagomål/A 28059-2026 FSC-klagomål.docx
@@ -1997,7 +1997,7 @@
     <w:r>
       <w:tab/>
       <w:tab/>
-      <w:t>2026-08-26</w:t>
+      <w:t>2026-08-27</w:t>
       <w:br/>
       <w:br/>
     </w:r>

--- a/klagomål/A 28059-2026 FSC-klagomål.docx
+++ b/klagomål/A 28059-2026 FSC-klagomål.docx
@@ -1997,7 +1997,7 @@
     <w:r>
       <w:tab/>
       <w:tab/>
-      <w:t>2026-08-27</w:t>
+      <w:t>2026-08-28</w:t>
       <w:br/>
       <w:br/>
     </w:r>

--- a/klagomål/A 28059-2026 FSC-klagomål.docx
+++ b/klagomål/A 28059-2026 FSC-klagomål.docx
@@ -178,7 +178,7 @@
       <w:r>
         <w:drawing>
           <wp:inline xmlns:a="http://schemas.openxmlformats.org/drawingml/2006/main" xmlns:pic="http://schemas.openxmlformats.org/drawingml/2006/picture">
-            <wp:extent cx="5486400" cy="5648541"/>
+            <wp:extent cx="5486400" cy="5522222"/>
             <wp:docPr id="1" name="Picture 1"/>
             <wp:cNvGraphicFramePr>
               <a:graphicFrameLocks noChangeAspect="1"/>
@@ -199,7 +199,7 @@
                   <pic:spPr>
                     <a:xfrm>
                       <a:off x="0" y="0"/>
-                      <a:ext cx="5486400" cy="5648541"/>
+                      <a:ext cx="5486400" cy="5522222"/>
                     </a:xfrm>
                     <a:prstGeom prst="rect"/>
                   </pic:spPr>
@@ -216,12 +216,12 @@
         <w:spacing w:after="240"/>
       </w:pPr>
       <w:r>
-        <w:t>Figur 1. Fyndplatser för naturvårdsarter i och inom 24 meter från avverkningsanmälan. Markörer utan svart kant är placerade på fyndplatsen. Markörer med svart kant är placerade vid sidan av fyndplatsen och har ett svart streck som visar fyndplatsens exakta position. Kartans mittpunktskoordinat är N 7003301, E 500117 i SWEREF 99 TM.</w:t>
+        <w:t>Figur 1. Fyndplatser för naturvårdsarter i och inom 23 meter från avverkningsanmälan. Markörer utan svart kant är placerade på fyndplatsen. Markörer med svart kant är placerade vid sidan av fyndplatsen och har ett svart streck som visar fyndplatsens exakta position. Kartans mittpunktskoordinat är N 7003301, E 500117 i SWEREF 99 TM.</w:t>
       </w:r>
     </w:p>
     <w:p>
       <w:r>
-        <w:t>I och inom 24 meter från avverkningsanmälan finns fynd av 21 naturvårdsarter, varav 6 är rödlistade, 8 är fridlysta, 19 är typiska (T) och 4 är signalarter (S): garnlav (VU, T), hussvala (VU, §4), knärot (VU, T, §8), lunglav (NT, T), talltita (NT, §4), tretåig hackspett (NT, T, §4), grönkulla (S, T, §8), kransrams (S, T), spindelblomster (S, T, §8), stuplav (S, T), blåsippa (T, §9), brudborste (T), fjällskära (T), hultbräken (T), kransmossa (T), kärrfibbla (T), linnea (T), nordisk stormhatt (T), ormbär (T), tofsmes (T, §4) och torta (T). Se Figur 1.</w:t>
+        <w:t>I och inom 23 meter från avverkningsanmälan finns fynd av 13 naturvårdsarter, varav 5 är rödlistade, 4 är fridlysta, 12 är typiska (T) och 2 är signalarter (S): garnlav (VU, T), hussvala (VU, §4), knärot (VU, T, §8), lunglav (NT, T), tretåig hackspett (NT, T, §4), grönkulla (S, T, §8), kransrams (S, T), hultbräken (T), kransmossa (T), kärrfibbla (T), linnea (T), nordisk stormhatt (T) och torta (T). Se Figur 1.</w:t>
       </w:r>
     </w:p>
     <w:p>
@@ -437,17 +437,6 @@
         <w:rPr>
           <w:b/>
         </w:rPr>
-        <w:t>Talltita (NT, §4)</w:t>
-      </w:r>
-      <w:r>
-        <w:t>, rödlistad som nära hotad och prioriterad art i Skogsvårdslagen, har häckningsrevir i anmälan. Arten har minskat kraftigt de senaste 30 åren och minskningstakten innevarande 10-årsperiod beräknas till 20 (10–30) %. Talltitan är synnerligen trogen sitt cirka 15 hektar stora revir och är beroende av flerskiktade olikåldriga skogar för att kunna föda upp sina ungar. Talltitan försvinner om dess livsmiljö kalavverkas (Eggers &amp; Low, 2014; Ekman, 1979; Griesser et al, 2007; Klein, 2020; Siffczyk et al, 2003; SLU Artdatabanken, 2021).</w:t>
-      </w:r>
-    </w:p>
-    <w:p>
-      <w:r>
-        <w:rPr>
-          <w:b/>
-        </w:rPr>
         <w:t>Tretåig hackspett (NT, §4)</w:t>
       </w:r>
       <w:r>
@@ -526,28 +515,48 @@
         <w:rPr>
           <w:b/>
         </w:rPr>
-        <w:t>Spindelblomster (§8)</w:t>
-      </w:r>
-      <w:r>
-        <w:t xml:space="preserve"> växer i äldre mossrik granskog eller barrblandskog, men även i fjällbjörkskog. Arten indikerar långvarig trädkontinuitet och hög luftfuktighet och är mycket känslig för uttorkning och markskador. Spindelblomster har i många trakter minskat starkt under senare tid på grund av slutavverkningar och skogsmarksdikning. Spindelblomster är typisk art för </w:t>
+        <w:t xml:space="preserve">Hultbräken </w:t>
+      </w:r>
+      <w:r>
+        <w:t xml:space="preserve">är typisk art för </w:t>
       </w:r>
       <w:r>
         <w:rPr>
           <w:i/>
         </w:rPr>
-        <w:t xml:space="preserve">9010 Taiga, 9050 Näringsrik granskog </w:t>
-      </w:r>
-      <w:r>
-        <w:t>och</w:t>
+        <w:t xml:space="preserve">9050 Näringsrik granskog </w:t>
+      </w:r>
+      <w:r>
+        <w:t>(SLU Artdatabanken, 2025).</w:t>
+      </w:r>
+    </w:p>
+    <w:p>
+      <w:r>
+        <w:rPr>
+          <w:b/>
+        </w:rPr>
+        <w:t>Kransmossa</w:t>
+      </w:r>
+      <w:r>
+        <w:t xml:space="preserve"> är typisk art för </w:t>
       </w:r>
       <w:r>
         <w:rPr>
           <w:i/>
         </w:rPr>
-        <w:t xml:space="preserve"> 9040 Fjällbjörkskog</w:t>
-      </w:r>
-      <w:r>
-        <w:t xml:space="preserve"> (Nitare &amp; Skogsstyrelsen, 2019; SLU Artdatabanken, 2025).</w:t>
+        <w:t xml:space="preserve">9050 Näringsrik granskog </w:t>
+      </w:r>
+      <w:r>
+        <w:t xml:space="preserve">och </w:t>
+      </w:r>
+      <w:r>
+        <w:rPr>
+          <w:i/>
+        </w:rPr>
+        <w:t xml:space="preserve">6170 Alpina kalkgräsmarker </w:t>
+      </w:r>
+      <w:r>
+        <w:t>(SLU Artdatabanken, 2025).</w:t>
       </w:r>
     </w:p>
     <w:p>
@@ -555,46 +564,39 @@
         <w:rPr>
           <w:b/>
         </w:rPr>
-        <w:t>Stuplav</w:t>
-      </w:r>
-      <w:r>
-        <w:t xml:space="preserve"> är en mycket bra signalart i hela sitt utbredningsområde och förekommer nästan enbart i skogsmiljöer med höga naturvärden. Den indikerar långvarig förekomst av gamla lövträd och miljöer med konstant hög luftfuktighet. I skogar med suboceaniskt klimat finns det en mycket sällsynt parasit, njurlavsknapp </w:t>
+        <w:t>Kärrfibbla</w:t>
+      </w:r>
+      <w:r>
+        <w:t xml:space="preserve"> är typisk art för </w:t>
       </w:r>
       <w:r>
         <w:rPr>
           <w:i/>
         </w:rPr>
-        <w:t>Pletocarpon nephromeum</w:t>
-      </w:r>
-      <w:r>
-        <w:t xml:space="preserve"> (EN), som växer på stuplav. Ytterligare tre sällsynta lavparasiter, </w:t>
+        <w:t xml:space="preserve">9050 Näringsrik granskog, 9080 Lövsumpskog </w:t>
+      </w:r>
+      <w:r>
+        <w:t>och</w:t>
       </w:r>
       <w:r>
         <w:rPr>
           <w:i/>
         </w:rPr>
-        <w:t>Protounguicularia nephromatis</w:t>
-      </w:r>
-      <w:r>
-        <w:t xml:space="preserve"> (VU), </w:t>
-      </w:r>
+        <w:t xml:space="preserve"> 9040 Fjällbjörkskog </w:t>
+      </w:r>
+      <w:r>
+        <w:t>(SLU Artdatabanken, 2025).</w:t>
+      </w:r>
+    </w:p>
+    <w:p>
       <w:r>
         <w:rPr>
-          <w:i/>
+          <w:b/>
         </w:rPr>
-        <w:t>Refractohilum galligenum</w:t>
-      </w:r>
-      <w:r>
-        <w:t xml:space="preserve"> (NT) och </w:t>
-      </w:r>
-      <w:r>
-        <w:rPr>
-          <w:i/>
-        </w:rPr>
-        <w:t>Roselliniella nephromatis</w:t>
-      </w:r>
-      <w:r>
-        <w:t xml:space="preserve"> (DD), kan också påträffas på stuplav. Stuplav är typisk art för </w:t>
+        <w:t xml:space="preserve">Linnea </w:t>
+      </w:r>
+      <w:r>
+        <w:t xml:space="preserve">är typisk art för </w:t>
       </w:r>
       <w:r>
         <w:rPr>
@@ -603,7 +605,7 @@
         <w:t>9010 Taiga</w:t>
       </w:r>
       <w:r>
-        <w:t xml:space="preserve"> (SLU Artdatabanken, 2026; Nitare &amp; Skogsstyrelsen, 2019).</w:t>
+        <w:t>. På linnea kan man hitta sporsäcksvampen linnealudd (SLU Artdatabanken, 2025).</w:t>
       </w:r>
     </w:p>
     <w:p>
@@ -611,7 +613,7 @@
         <w:rPr>
           <w:b/>
         </w:rPr>
-        <w:t>Blåsippa (§9)</w:t>
+        <w:t>Nordisk stormhatt</w:t>
       </w:r>
       <w:r>
         <w:t xml:space="preserve"> är typisk art för </w:t>
@@ -620,77 +622,19 @@
         <w:rPr>
           <w:i/>
         </w:rPr>
-        <w:t>9050 Näringsrik granskog, 9020 Nordlig ädellövskog</w:t>
-      </w:r>
-      <w:r>
-        <w:t xml:space="preserve"> och </w:t>
+        <w:t xml:space="preserve">9050 Näringsrik granskog, 9040 Fjällbjörkskog </w:t>
+      </w:r>
+      <w:r>
+        <w:t xml:space="preserve">och </w:t>
       </w:r>
       <w:r>
         <w:rPr>
           <w:i/>
         </w:rPr>
-        <w:t>8240 Karsthällmarker</w:t>
-      </w:r>
-      <w:r>
-        <w:t xml:space="preserve"> (SLU Artdatabanken, 2025).</w:t>
-      </w:r>
-    </w:p>
-    <w:p>
-      <w:r>
-        <w:rPr>
-          <w:b/>
-        </w:rPr>
-        <w:t>Brudborste</w:t>
-      </w:r>
-      <w:r>
-        <w:t xml:space="preserve"> är typisk art för </w:t>
-      </w:r>
-      <w:r>
-        <w:rPr>
-          <w:i/>
-        </w:rPr>
-        <w:t xml:space="preserve">9050 Näringsrik granskog, 9040 Fjällbjörkskog, 6530 Lövängar, 6430 Högörtängar </w:t>
-      </w:r>
-      <w:r>
-        <w:t xml:space="preserve">och </w:t>
-      </w:r>
-      <w:r>
-        <w:rPr>
-          <w:i/>
-        </w:rPr>
-        <w:t>6510 Slåtterängar i låglandet</w:t>
-      </w:r>
-      <w:r>
-        <w:t xml:space="preserve"> (SLU Artdatabanken, 2025).</w:t>
-      </w:r>
-    </w:p>
-    <w:p>
-      <w:r>
-        <w:rPr>
-          <w:b/>
-        </w:rPr>
-        <w:t xml:space="preserve">Fjällskära </w:t>
-      </w:r>
-      <w:r>
-        <w:t xml:space="preserve">är typisk art för </w:t>
-      </w:r>
-      <w:r>
-        <w:rPr>
-          <w:i/>
-        </w:rPr>
-        <w:t xml:space="preserve">9040 Fjällbjörkskog, 6530 Lövängar, 6510 Slåtterängar i låglandet </w:t>
-      </w:r>
-      <w:r>
-        <w:t xml:space="preserve">och </w:t>
-      </w:r>
-      <w:r>
-        <w:rPr>
-          <w:i/>
-        </w:rPr>
-        <w:t>7310 Aapamyrar</w:t>
-      </w:r>
-      <w:r>
-        <w:t>. Fjällskära är värdväxt för bl.a. de rödlistade fjärilarna fjällskärefrövecklare (VU) och fjällskäreplattmal (VU)</w:t>
+        <w:t>6430 Högörtängar</w:t>
+      </w:r>
+      <w:r>
+        <w:t>. Stormhattsrotvecklare (NT) samt stormhattshumla, som är rödlistad som nära hotad (NT) på den europeiska rödlistan, är knuten till nordisk stormhatt</w:t>
       </w:r>
       <w:r>
         <w:rPr>
@@ -699,183 +643,7 @@
         <w:t xml:space="preserve"> </w:t>
       </w:r>
       <w:r>
-        <w:t>(SLU Artdatabanken, 2026).</w:t>
-      </w:r>
-    </w:p>
-    <w:p>
-      <w:r>
-        <w:rPr>
-          <w:b/>
-        </w:rPr>
-        <w:t xml:space="preserve">Hultbräken </w:t>
-      </w:r>
-      <w:r>
-        <w:t xml:space="preserve">är typisk art för </w:t>
-      </w:r>
-      <w:r>
-        <w:rPr>
-          <w:i/>
-        </w:rPr>
-        <w:t xml:space="preserve">9050 Näringsrik granskog </w:t>
-      </w:r>
-      <w:r>
-        <w:t>(SLU Artdatabanken, 2025).</w:t>
-      </w:r>
-    </w:p>
-    <w:p>
-      <w:r>
-        <w:rPr>
-          <w:b/>
-        </w:rPr>
-        <w:t>Kransmossa</w:t>
-      </w:r>
-      <w:r>
-        <w:t xml:space="preserve"> är typisk art för </w:t>
-      </w:r>
-      <w:r>
-        <w:rPr>
-          <w:i/>
-        </w:rPr>
-        <w:t xml:space="preserve">9050 Näringsrik granskog </w:t>
-      </w:r>
-      <w:r>
-        <w:t xml:space="preserve">och </w:t>
-      </w:r>
-      <w:r>
-        <w:rPr>
-          <w:i/>
-        </w:rPr>
-        <w:t xml:space="preserve">6170 Alpina kalkgräsmarker </w:t>
-      </w:r>
-      <w:r>
-        <w:t>(SLU Artdatabanken, 2025).</w:t>
-      </w:r>
-    </w:p>
-    <w:p>
-      <w:r>
-        <w:rPr>
-          <w:b/>
-        </w:rPr>
-        <w:t>Kärrfibbla</w:t>
-      </w:r>
-      <w:r>
-        <w:t xml:space="preserve"> är typisk art för </w:t>
-      </w:r>
-      <w:r>
-        <w:rPr>
-          <w:i/>
-        </w:rPr>
-        <w:t xml:space="preserve">9050 Näringsrik granskog, 9080 Lövsumpskog </w:t>
-      </w:r>
-      <w:r>
-        <w:t>och</w:t>
-      </w:r>
-      <w:r>
-        <w:rPr>
-          <w:i/>
-        </w:rPr>
-        <w:t xml:space="preserve"> 9040 Fjällbjörkskog </w:t>
-      </w:r>
-      <w:r>
-        <w:t>(SLU Artdatabanken, 2025).</w:t>
-      </w:r>
-    </w:p>
-    <w:p>
-      <w:r>
-        <w:rPr>
-          <w:b/>
-        </w:rPr>
-        <w:t xml:space="preserve">Linnea </w:t>
-      </w:r>
-      <w:r>
-        <w:t xml:space="preserve">är typisk art för </w:t>
-      </w:r>
-      <w:r>
-        <w:rPr>
-          <w:i/>
-        </w:rPr>
-        <w:t>9010 Taiga</w:t>
-      </w:r>
-      <w:r>
-        <w:t>. På linnea kan man hitta sporsäcksvampen linnealudd (SLU Artdatabanken, 2025).</w:t>
-      </w:r>
-    </w:p>
-    <w:p>
-      <w:r>
-        <w:rPr>
-          <w:b/>
-        </w:rPr>
-        <w:t>Nordisk stormhatt</w:t>
-      </w:r>
-      <w:r>
-        <w:t xml:space="preserve"> är typisk art för </w:t>
-      </w:r>
-      <w:r>
-        <w:rPr>
-          <w:i/>
-        </w:rPr>
-        <w:t xml:space="preserve">9050 Näringsrik granskog, 9040 Fjällbjörkskog </w:t>
-      </w:r>
-      <w:r>
-        <w:t xml:space="preserve">och </w:t>
-      </w:r>
-      <w:r>
-        <w:rPr>
-          <w:i/>
-        </w:rPr>
-        <w:t>6430 Högörtängar</w:t>
-      </w:r>
-      <w:r>
-        <w:t>. Stormhattsrotvecklare (NT) samt stormhattshumla, som är rödlistad som nära hotad (NT) på den europeiska rödlistan, är knuten till nordisk stormhatt</w:t>
-      </w:r>
-      <w:r>
-        <w:rPr>
-          <w:i/>
-        </w:rPr>
-        <w:t xml:space="preserve"> </w:t>
-      </w:r>
-      <w:r>
         <w:t>(SLU Artdatabanken, 2026; IUCN, 2025).</w:t>
-      </w:r>
-    </w:p>
-    <w:p>
-      <w:r>
-        <w:rPr>
-          <w:b/>
-        </w:rPr>
-        <w:t>Ormbär</w:t>
-      </w:r>
-      <w:r>
-        <w:t xml:space="preserve"> är typisk art för </w:t>
-      </w:r>
-      <w:r>
-        <w:rPr>
-          <w:i/>
-        </w:rPr>
-        <w:t xml:space="preserve">9050 Näringsrik granskog </w:t>
-      </w:r>
-      <w:r>
-        <w:t>(SLU Artdatabanken, 2025).</w:t>
-      </w:r>
-    </w:p>
-    <w:p>
-      <w:r>
-        <w:rPr>
-          <w:b/>
-        </w:rPr>
-        <w:t>Tofsmes (§4)</w:t>
-      </w:r>
-      <w:r>
-        <w:t xml:space="preserve"> häckar i barr- och blandskog, främst i tallskog. Tofsmes är typisk art för </w:t>
-      </w:r>
-      <w:r>
-        <w:rPr>
-          <w:i/>
-        </w:rPr>
-        <w:t xml:space="preserve">9010 Taiga </w:t>
-      </w:r>
-      <w:r>
-        <w:t>(SLU Artdatabanken, 2025).</w:t>
       </w:r>
     </w:p>
     <w:p>
@@ -1013,7 +781,7 @@
         <w:rPr>
           <w:i/>
         </w:rPr>
-        <w:t>I det avverkningsanmälda skogsområdet har 21 naturvårdsarter varav 6 rödlistade arter sina livsmiljöer och växtplatser.</w:t>
+        <w:t>I det avverkningsanmälda skogsområdet har 13 naturvårdsarter varav 5 rödlistade arter sina livsmiljöer och växtplatser.</w:t>
       </w:r>
     </w:p>
     <w:p>
@@ -1546,126 +1314,6 @@
       </w:r>
       <w:r>
         <w:t>SLU Artdatabanken, Uppsala.</w:t>
-      </w:r>
-    </w:p>
-    <w:p>
-      <w:pPr>
-        <w:pStyle w:val="Heading1"/>
-      </w:pPr>
-      <w:r>
-        <w:t>Talltita – ekologi samt krav på livsmiljön</w:t>
-      </w:r>
-    </w:p>
-    <w:p>
-      <w:r>
-        <w:t>Talltita är rödlistad som NT, fridlyst och prioriterad art i Skogsvårdslagen. Den omfattas av EU:s fågeldirektiv. Arten har minskat kraftigt de senaste 30 åren och minskningstakten innevarande 10-årsperiod beräknas till 20 (10–30) % (SLU Artdatabanken, 2022).</w:t>
-      </w:r>
-    </w:p>
-    <w:p>
-      <w:r>
-        <w:t>Talltita föredrar större sammanhängande barrskogar, och finns såväl i tallskog som granskog och i lövblandad barrskog. Skogens struktur är viktig och ska helst vara flerskiktad med riklig underväxt av mindre granar, björk och andra lövträd och buskar. Tillgång på murknande högstubbar är särskilt viktig, eftersom talltitan helst själv hackar ut sitt bohål (SLU Artdatabanken, 2022).</w:t>
-      </w:r>
-    </w:p>
-    <w:p>
-      <w:r>
-        <w:t>Det finns flera studier som visar att talltita är känslig för gallring och inte överlever när dess livsmiljö kalavverkas (Eggers and Low, 2014; Griesser et al., 2007; Klein, 2020). Talltitans revir är förhållandevis stora, 10–20 hektar och arten missgynnas när skogen fragmenteras. Kalavverkning av större delar av reviret innebär att det överges (Artdatabanken, 2021).</w:t>
-      </w:r>
-    </w:p>
-    <w:p>
-      <w:r>
-        <w:t>Talltitan är synnerligen trogen sitt revir så länge paret lever och biotopen förblir intakt. Paret stannar i sitt revir året om. En förlust av ett revir har därför en stor inverkan på den lokala populationen och trakthyggesbruket anses vara orsak till den svenska populationens kraftiga minskning. Talltiteparets revirtrohet innebär att närhelst under året man observerar en adult talltita så ingår denna plats i reviret (Siffczyk et al., 2003; Ekman, 1979).</w:t>
-      </w:r>
-    </w:p>
-    <w:p>
-      <w:pPr>
-        <w:pStyle w:val="Heading2"/>
-      </w:pPr>
-      <w:r>
-        <w:t>Referenser – talltita</w:t>
-      </w:r>
-    </w:p>
-    <w:p>
-      <w:r>
-        <w:t xml:space="preserve">Eggers, S., Low, M., 2014. </w:t>
-      </w:r>
-      <w:r>
-        <w:rPr>
-          <w:i/>
-        </w:rPr>
-        <w:t xml:space="preserve">Differential demographic responses of sympatric Parids to vegetation management in boreal forest. </w:t>
-      </w:r>
-      <w:r>
-        <w:t>For. Ecol. Manage. 319, 169–175.</w:t>
-      </w:r>
-    </w:p>
-    <w:p>
-      <w:r>
-        <w:t xml:space="preserve">Ekman, J., 1979. </w:t>
-      </w:r>
-      <w:r>
-        <w:rPr>
-          <w:i/>
-        </w:rPr>
-        <w:t xml:space="preserve">Coherence, composition and territories of winter social groups of the Willow Tit Parus montanus and the Crested Tit P. cristatus. </w:t>
-      </w:r>
-      <w:r>
-        <w:t>Ornis Scandinavica, 10, pp 56–68</w:t>
-      </w:r>
-    </w:p>
-    <w:p>
-      <w:r>
-        <w:t xml:space="preserve">Griesser, M., Nystrand, M., Eggers, S., Ekman, J., 2007. </w:t>
-      </w:r>
-      <w:r>
-        <w:rPr>
-          <w:i/>
-        </w:rPr>
-        <w:t xml:space="preserve">Impact of forestry practices on fitness correlates and population productivity in an open-nesting bird species. </w:t>
-      </w:r>
-      <w:r>
-        <w:t>Conserv. Biol. 21, 767–774. https://doi.org/10.1111/j.1523- 1739.2007.00675.x</w:t>
-      </w:r>
-    </w:p>
-    <w:p>
-      <w:r>
-        <w:t xml:space="preserve">Klein, J., 2020. </w:t>
-      </w:r>
-      <w:r>
-        <w:rPr>
-          <w:i/>
-        </w:rPr>
-        <w:t xml:space="preserve">The forgotten forest – On thinning, retention, and biodiversity in the boreal forest. </w:t>
-      </w:r>
-      <w:r>
-        <w:t>Doctoral Thesis No. 2020:50</w:t>
-      </w:r>
-    </w:p>
-    <w:p>
-      <w:r>
-        <w:t xml:space="preserve">Siffczyk, C., Brotons, L., Kangas, K., Orell, M., 2003. </w:t>
-      </w:r>
-      <w:r>
-        <w:rPr>
-          <w:i/>
-        </w:rPr>
-        <w:t xml:space="preserve">Home range size of willow tits. </w:t>
-      </w:r>
-      <w:r>
-        <w:t>Oecologica, 136, 635–642 (2003)</w:t>
-      </w:r>
-    </w:p>
-    <w:p>
-      <w:r>
-        <w:t xml:space="preserve">SLU Artdatabanken, 2021. </w:t>
-      </w:r>
-      <w:r>
-        <w:rPr>
-          <w:i/>
-        </w:rPr>
-        <w:t xml:space="preserve">Artfaktablad. Naturvård – artfakta. </w:t>
-      </w:r>
-      <w:r>
-        <w:t>SLU Artdatabanken, Uppsala</w:t>
       </w:r>
     </w:p>
     <w:p>
@@ -1997,7 +1645,7 @@
     <w:r>
       <w:tab/>
       <w:tab/>
-      <w:t>2026-08-28</w:t>
+      <w:t>2026-08-29</w:t>
       <w:br/>
       <w:br/>
     </w:r>

--- a/klagomål/A 28059-2026 FSC-klagomål.docx
+++ b/klagomål/A 28059-2026 FSC-klagomål.docx
@@ -178,7 +178,7 @@
       <w:r>
         <w:drawing>
           <wp:inline xmlns:a="http://schemas.openxmlformats.org/drawingml/2006/main" xmlns:pic="http://schemas.openxmlformats.org/drawingml/2006/picture">
-            <wp:extent cx="5486400" cy="5522222"/>
+            <wp:extent cx="5486400" cy="5648541"/>
             <wp:docPr id="1" name="Picture 1"/>
             <wp:cNvGraphicFramePr>
               <a:graphicFrameLocks noChangeAspect="1"/>
@@ -199,7 +199,7 @@
                   <pic:spPr>
                     <a:xfrm>
                       <a:off x="0" y="0"/>
-                      <a:ext cx="5486400" cy="5522222"/>
+                      <a:ext cx="5486400" cy="5648541"/>
                     </a:xfrm>
                     <a:prstGeom prst="rect"/>
                   </pic:spPr>
@@ -216,12 +216,12 @@
         <w:spacing w:after="240"/>
       </w:pPr>
       <w:r>
-        <w:t>Figur 1. Fyndplatser för naturvårdsarter i och inom 23 meter från avverkningsanmälan. Markörer utan svart kant är placerade på fyndplatsen. Markörer med svart kant är placerade vid sidan av fyndplatsen och har ett svart streck som visar fyndplatsens exakta position. Kartans mittpunktskoordinat är N 7003301, E 500117 i SWEREF 99 TM.</w:t>
+        <w:t>Figur 1. Fyndplatser för naturvårdsarter i och inom 24 meter från avverkningsanmälan. Markörer utan svart kant är placerade på fyndplatsen. Markörer med svart kant är placerade vid sidan av fyndplatsen och har ett svart streck som visar fyndplatsens exakta position. Kartans mittpunktskoordinat är N 7003301, E 500117 i SWEREF 99 TM.</w:t>
       </w:r>
     </w:p>
     <w:p>
       <w:r>
-        <w:t>I och inom 23 meter från avverkningsanmälan finns fynd av 13 naturvårdsarter, varav 5 är rödlistade, 4 är fridlysta, 12 är typiska (T) och 2 är signalarter (S): garnlav (VU, T), hussvala (VU, §4), knärot (VU, T, §8), lunglav (NT, T), tretåig hackspett (NT, T, §4), grönkulla (S, T, §8), kransrams (S, T), hultbräken (T), kransmossa (T), kärrfibbla (T), linnea (T), nordisk stormhatt (T) och torta (T). Se Figur 1.</w:t>
+        <w:t>I och inom 24 meter från avverkningsanmälan finns fynd av 21 naturvårdsarter, varav 6 är rödlistade, 8 är fridlysta, 19 är typiska (T) och 4 är signalarter (S): garnlav (VU, T), hussvala (VU, §4), knärot (VU, T, §8), lunglav (NT, T), talltita (NT, §4), tretåig hackspett (NT, T, §4), grönkulla (S, T, §8), kransrams (S, T), spindelblomster (S, T, §8), stuplav (S, T), blåsippa (T, §9), brudborste (T), fjällskära (T), hultbräken (T), kransmossa (T), kärrfibbla (T), linnea (T), nordisk stormhatt (T), ormbär (T), tofsmes (T, §4) och torta (T). Se Figur 1.</w:t>
       </w:r>
     </w:p>
     <w:p>
@@ -437,6 +437,17 @@
         <w:rPr>
           <w:b/>
         </w:rPr>
+        <w:t>Talltita (NT, §4)</w:t>
+      </w:r>
+      <w:r>
+        <w:t>, rödlistad som nära hotad och prioriterad art i Skogsvårdslagen, har häckningsrevir i anmälan. Arten har minskat kraftigt de senaste 30 åren och minskningstakten innevarande 10-årsperiod beräknas till 20 (10–30) %. Talltitan är synnerligen trogen sitt cirka 15 hektar stora revir och är beroende av flerskiktade olikåldriga skogar för att kunna föda upp sina ungar. Talltitan försvinner om dess livsmiljö kalavverkas (Eggers &amp; Low, 2014; Ekman, 1979; Griesser et al, 2007; Klein, 2020; Siffczyk et al, 2003; SLU Artdatabanken, 2021).</w:t>
+      </w:r>
+    </w:p>
+    <w:p>
+      <w:r>
+        <w:rPr>
+          <w:b/>
+        </w:rPr>
         <w:t>Tretåig hackspett (NT, §4)</w:t>
       </w:r>
       <w:r>
@@ -515,6 +526,187 @@
         <w:rPr>
           <w:b/>
         </w:rPr>
+        <w:t>Spindelblomster (§8)</w:t>
+      </w:r>
+      <w:r>
+        <w:t xml:space="preserve"> växer i äldre mossrik granskog eller barrblandskog, men även i fjällbjörkskog. Arten indikerar långvarig trädkontinuitet och hög luftfuktighet och är mycket känslig för uttorkning och markskador. Spindelblomster har i många trakter minskat starkt under senare tid på grund av slutavverkningar och skogsmarksdikning. Spindelblomster är typisk art för </w:t>
+      </w:r>
+      <w:r>
+        <w:rPr>
+          <w:i/>
+        </w:rPr>
+        <w:t xml:space="preserve">9010 Taiga, 9050 Näringsrik granskog </w:t>
+      </w:r>
+      <w:r>
+        <w:t>och</w:t>
+      </w:r>
+      <w:r>
+        <w:rPr>
+          <w:i/>
+        </w:rPr>
+        <w:t xml:space="preserve"> 9040 Fjällbjörkskog</w:t>
+      </w:r>
+      <w:r>
+        <w:t xml:space="preserve"> (Nitare &amp; Skogsstyrelsen, 2019; SLU Artdatabanken, 2025).</w:t>
+      </w:r>
+    </w:p>
+    <w:p>
+      <w:r>
+        <w:rPr>
+          <w:b/>
+        </w:rPr>
+        <w:t>Stuplav</w:t>
+      </w:r>
+      <w:r>
+        <w:t xml:space="preserve"> är en mycket bra signalart i hela sitt utbredningsområde och förekommer nästan enbart i skogsmiljöer med höga naturvärden. Den indikerar långvarig förekomst av gamla lövträd och miljöer med konstant hög luftfuktighet. I skogar med suboceaniskt klimat finns det en mycket sällsynt parasit, njurlavsknapp </w:t>
+      </w:r>
+      <w:r>
+        <w:rPr>
+          <w:i/>
+        </w:rPr>
+        <w:t>Pletocarpon nephromeum</w:t>
+      </w:r>
+      <w:r>
+        <w:t xml:space="preserve"> (EN), som växer på stuplav. Ytterligare tre sällsynta lavparasiter, </w:t>
+      </w:r>
+      <w:r>
+        <w:rPr>
+          <w:i/>
+        </w:rPr>
+        <w:t>Protounguicularia nephromatis</w:t>
+      </w:r>
+      <w:r>
+        <w:t xml:space="preserve"> (VU), </w:t>
+      </w:r>
+      <w:r>
+        <w:rPr>
+          <w:i/>
+        </w:rPr>
+        <w:t>Refractohilum galligenum</w:t>
+      </w:r>
+      <w:r>
+        <w:t xml:space="preserve"> (NT) och </w:t>
+      </w:r>
+      <w:r>
+        <w:rPr>
+          <w:i/>
+        </w:rPr>
+        <w:t>Roselliniella nephromatis</w:t>
+      </w:r>
+      <w:r>
+        <w:t xml:space="preserve"> (DD), kan också påträffas på stuplav. Stuplav är typisk art för </w:t>
+      </w:r>
+      <w:r>
+        <w:rPr>
+          <w:i/>
+        </w:rPr>
+        <w:t>9010 Taiga</w:t>
+      </w:r>
+      <w:r>
+        <w:t xml:space="preserve"> (SLU Artdatabanken, 2026; Nitare &amp; Skogsstyrelsen, 2019).</w:t>
+      </w:r>
+    </w:p>
+    <w:p>
+      <w:r>
+        <w:rPr>
+          <w:b/>
+        </w:rPr>
+        <w:t>Blåsippa (§9)</w:t>
+      </w:r>
+      <w:r>
+        <w:t xml:space="preserve"> är typisk art för </w:t>
+      </w:r>
+      <w:r>
+        <w:rPr>
+          <w:i/>
+        </w:rPr>
+        <w:t>9050 Näringsrik granskog, 9020 Nordlig ädellövskog</w:t>
+      </w:r>
+      <w:r>
+        <w:t xml:space="preserve"> och </w:t>
+      </w:r>
+      <w:r>
+        <w:rPr>
+          <w:i/>
+        </w:rPr>
+        <w:t>8240 Karsthällmarker</w:t>
+      </w:r>
+      <w:r>
+        <w:t xml:space="preserve"> (SLU Artdatabanken, 2025).</w:t>
+      </w:r>
+    </w:p>
+    <w:p>
+      <w:r>
+        <w:rPr>
+          <w:b/>
+        </w:rPr>
+        <w:t>Brudborste</w:t>
+      </w:r>
+      <w:r>
+        <w:t xml:space="preserve"> är typisk art för </w:t>
+      </w:r>
+      <w:r>
+        <w:rPr>
+          <w:i/>
+        </w:rPr>
+        <w:t xml:space="preserve">9050 Näringsrik granskog, 9040 Fjällbjörkskog, 6530 Lövängar, 6430 Högörtängar </w:t>
+      </w:r>
+      <w:r>
+        <w:t xml:space="preserve">och </w:t>
+      </w:r>
+      <w:r>
+        <w:rPr>
+          <w:i/>
+        </w:rPr>
+        <w:t>6510 Slåtterängar i låglandet</w:t>
+      </w:r>
+      <w:r>
+        <w:t xml:space="preserve"> (SLU Artdatabanken, 2025).</w:t>
+      </w:r>
+    </w:p>
+    <w:p>
+      <w:r>
+        <w:rPr>
+          <w:b/>
+        </w:rPr>
+        <w:t xml:space="preserve">Fjällskära </w:t>
+      </w:r>
+      <w:r>
+        <w:t xml:space="preserve">är typisk art för </w:t>
+      </w:r>
+      <w:r>
+        <w:rPr>
+          <w:i/>
+        </w:rPr>
+        <w:t xml:space="preserve">9040 Fjällbjörkskog, 6530 Lövängar, 6510 Slåtterängar i låglandet </w:t>
+      </w:r>
+      <w:r>
+        <w:t xml:space="preserve">och </w:t>
+      </w:r>
+      <w:r>
+        <w:rPr>
+          <w:i/>
+        </w:rPr>
+        <w:t>7310 Aapamyrar</w:t>
+      </w:r>
+      <w:r>
+        <w:t>. Fjällskära är värdväxt för bl.a. de rödlistade fjärilarna fjällskärefrövecklare (VU) och fjällskäreplattmal (VU)</w:t>
+      </w:r>
+      <w:r>
+        <w:rPr>
+          <w:i/>
+        </w:rPr>
+        <w:t xml:space="preserve"> </w:t>
+      </w:r>
+      <w:r>
+        <w:t>(SLU Artdatabanken, 2026).</w:t>
+      </w:r>
+    </w:p>
+    <w:p>
+      <w:r>
+        <w:rPr>
+          <w:b/>
+        </w:rPr>
         <w:t xml:space="preserve">Hultbräken </w:t>
       </w:r>
       <w:r>
@@ -644,6 +836,46 @@
       </w:r>
       <w:r>
         <w:t>(SLU Artdatabanken, 2026; IUCN, 2025).</w:t>
+      </w:r>
+    </w:p>
+    <w:p>
+      <w:r>
+        <w:rPr>
+          <w:b/>
+        </w:rPr>
+        <w:t>Ormbär</w:t>
+      </w:r>
+      <w:r>
+        <w:t xml:space="preserve"> är typisk art för </w:t>
+      </w:r>
+      <w:r>
+        <w:rPr>
+          <w:i/>
+        </w:rPr>
+        <w:t xml:space="preserve">9050 Näringsrik granskog </w:t>
+      </w:r>
+      <w:r>
+        <w:t>(SLU Artdatabanken, 2025).</w:t>
+      </w:r>
+    </w:p>
+    <w:p>
+      <w:r>
+        <w:rPr>
+          <w:b/>
+        </w:rPr>
+        <w:t>Tofsmes (§4)</w:t>
+      </w:r>
+      <w:r>
+        <w:t xml:space="preserve"> häckar i barr- och blandskog, främst i tallskog. Tofsmes är typisk art för </w:t>
+      </w:r>
+      <w:r>
+        <w:rPr>
+          <w:i/>
+        </w:rPr>
+        <w:t xml:space="preserve">9010 Taiga </w:t>
+      </w:r>
+      <w:r>
+        <w:t>(SLU Artdatabanken, 2025).</w:t>
       </w:r>
     </w:p>
     <w:p>
@@ -781,7 +1013,7 @@
         <w:rPr>
           <w:i/>
         </w:rPr>
-        <w:t>I det avverkningsanmälda skogsområdet har 13 naturvårdsarter varav 5 rödlistade arter sina livsmiljöer och växtplatser.</w:t>
+        <w:t>I det avverkningsanmälda skogsområdet har 21 naturvårdsarter varav 6 rödlistade arter sina livsmiljöer och växtplatser.</w:t>
       </w:r>
     </w:p>
     <w:p>
@@ -1314,6 +1546,126 @@
       </w:r>
       <w:r>
         <w:t>SLU Artdatabanken, Uppsala.</w:t>
+      </w:r>
+    </w:p>
+    <w:p>
+      <w:pPr>
+        <w:pStyle w:val="Heading1"/>
+      </w:pPr>
+      <w:r>
+        <w:t>Talltita – ekologi samt krav på livsmiljön</w:t>
+      </w:r>
+    </w:p>
+    <w:p>
+      <w:r>
+        <w:t>Talltita är rödlistad som NT, fridlyst och prioriterad art i Skogsvårdslagen. Den omfattas av EU:s fågeldirektiv. Arten har minskat kraftigt de senaste 30 åren och minskningstakten innevarande 10-årsperiod beräknas till 20 (10–30) % (SLU Artdatabanken, 2022).</w:t>
+      </w:r>
+    </w:p>
+    <w:p>
+      <w:r>
+        <w:t>Talltita föredrar större sammanhängande barrskogar, och finns såväl i tallskog som granskog och i lövblandad barrskog. Skogens struktur är viktig och ska helst vara flerskiktad med riklig underväxt av mindre granar, björk och andra lövträd och buskar. Tillgång på murknande högstubbar är särskilt viktig, eftersom talltitan helst själv hackar ut sitt bohål (SLU Artdatabanken, 2022).</w:t>
+      </w:r>
+    </w:p>
+    <w:p>
+      <w:r>
+        <w:t>Det finns flera studier som visar att talltita är känslig för gallring och inte överlever när dess livsmiljö kalavverkas (Eggers and Low, 2014; Griesser et al., 2007; Klein, 2020). Talltitans revir är förhållandevis stora, 10–20 hektar och arten missgynnas när skogen fragmenteras. Kalavverkning av större delar av reviret innebär att det överges (Artdatabanken, 2021).</w:t>
+      </w:r>
+    </w:p>
+    <w:p>
+      <w:r>
+        <w:t>Talltitan är synnerligen trogen sitt revir så länge paret lever och biotopen förblir intakt. Paret stannar i sitt revir året om. En förlust av ett revir har därför en stor inverkan på den lokala populationen och trakthyggesbruket anses vara orsak till den svenska populationens kraftiga minskning. Talltiteparets revirtrohet innebär att närhelst under året man observerar en adult talltita så ingår denna plats i reviret (Siffczyk et al., 2003; Ekman, 1979).</w:t>
+      </w:r>
+    </w:p>
+    <w:p>
+      <w:pPr>
+        <w:pStyle w:val="Heading2"/>
+      </w:pPr>
+      <w:r>
+        <w:t>Referenser – talltita</w:t>
+      </w:r>
+    </w:p>
+    <w:p>
+      <w:r>
+        <w:t xml:space="preserve">Eggers, S., Low, M., 2014. </w:t>
+      </w:r>
+      <w:r>
+        <w:rPr>
+          <w:i/>
+        </w:rPr>
+        <w:t xml:space="preserve">Differential demographic responses of sympatric Parids to vegetation management in boreal forest. </w:t>
+      </w:r>
+      <w:r>
+        <w:t>For. Ecol. Manage. 319, 169–175.</w:t>
+      </w:r>
+    </w:p>
+    <w:p>
+      <w:r>
+        <w:t xml:space="preserve">Ekman, J., 1979. </w:t>
+      </w:r>
+      <w:r>
+        <w:rPr>
+          <w:i/>
+        </w:rPr>
+        <w:t xml:space="preserve">Coherence, composition and territories of winter social groups of the Willow Tit Parus montanus and the Crested Tit P. cristatus. </w:t>
+      </w:r>
+      <w:r>
+        <w:t>Ornis Scandinavica, 10, pp 56–68</w:t>
+      </w:r>
+    </w:p>
+    <w:p>
+      <w:r>
+        <w:t xml:space="preserve">Griesser, M., Nystrand, M., Eggers, S., Ekman, J., 2007. </w:t>
+      </w:r>
+      <w:r>
+        <w:rPr>
+          <w:i/>
+        </w:rPr>
+        <w:t xml:space="preserve">Impact of forestry practices on fitness correlates and population productivity in an open-nesting bird species. </w:t>
+      </w:r>
+      <w:r>
+        <w:t>Conserv. Biol. 21, 767–774. https://doi.org/10.1111/j.1523- 1739.2007.00675.x</w:t>
+      </w:r>
+    </w:p>
+    <w:p>
+      <w:r>
+        <w:t xml:space="preserve">Klein, J., 2020. </w:t>
+      </w:r>
+      <w:r>
+        <w:rPr>
+          <w:i/>
+        </w:rPr>
+        <w:t xml:space="preserve">The forgotten forest – On thinning, retention, and biodiversity in the boreal forest. </w:t>
+      </w:r>
+      <w:r>
+        <w:t>Doctoral Thesis No. 2020:50</w:t>
+      </w:r>
+    </w:p>
+    <w:p>
+      <w:r>
+        <w:t xml:space="preserve">Siffczyk, C., Brotons, L., Kangas, K., Orell, M., 2003. </w:t>
+      </w:r>
+      <w:r>
+        <w:rPr>
+          <w:i/>
+        </w:rPr>
+        <w:t xml:space="preserve">Home range size of willow tits. </w:t>
+      </w:r>
+      <w:r>
+        <w:t>Oecologica, 136, 635–642 (2003)</w:t>
+      </w:r>
+    </w:p>
+    <w:p>
+      <w:r>
+        <w:t xml:space="preserve">SLU Artdatabanken, 2021. </w:t>
+      </w:r>
+      <w:r>
+        <w:rPr>
+          <w:i/>
+        </w:rPr>
+        <w:t xml:space="preserve">Artfaktablad. Naturvård – artfakta. </w:t>
+      </w:r>
+      <w:r>
+        <w:t>SLU Artdatabanken, Uppsala</w:t>
       </w:r>
     </w:p>
     <w:p>
@@ -1645,7 +1997,7 @@
     <w:r>
       <w:tab/>
       <w:tab/>
-      <w:t>2026-08-29</w:t>
+      <w:t>2026-08-31</w:t>
       <w:br/>
       <w:br/>
     </w:r>

--- a/klagomål/A 28059-2026 FSC-klagomål.docx
+++ b/klagomål/A 28059-2026 FSC-klagomål.docx
@@ -1997,7 +1997,7 @@
     <w:r>
       <w:tab/>
       <w:tab/>
-      <w:t>2026-08-31</w:t>
+      <w:t>2026-09-01</w:t>
       <w:br/>
       <w:br/>
     </w:r>

--- a/klagomål/A 28059-2026 FSC-klagomål.docx
+++ b/klagomål/A 28059-2026 FSC-klagomål.docx
@@ -1997,7 +1997,7 @@
     <w:r>
       <w:tab/>
       <w:tab/>
-      <w:t>2026-09-01</w:t>
+      <w:t>2026-09-02</w:t>
       <w:br/>
       <w:br/>
     </w:r>

--- a/klagomål/A 28059-2026 FSC-klagomål.docx
+++ b/klagomål/A 28059-2026 FSC-klagomål.docx
@@ -1997,7 +1997,7 @@
     <w:r>
       <w:tab/>
       <w:tab/>
-      <w:t>2026-09-02</w:t>
+      <w:t>2026-09-03</w:t>
       <w:br/>
       <w:br/>
     </w:r>

--- a/klagomål/A 28059-2026 FSC-klagomål.docx
+++ b/klagomål/A 28059-2026 FSC-klagomål.docx
@@ -1997,7 +1997,7 @@
     <w:r>
       <w:tab/>
       <w:tab/>
-      <w:t>2026-09-03</w:t>
+      <w:t>2026-09-04</w:t>
       <w:br/>
       <w:br/>
     </w:r>

--- a/klagomål/A 28059-2026 FSC-klagomål.docx
+++ b/klagomål/A 28059-2026 FSC-klagomål.docx
@@ -1997,7 +1997,7 @@
     <w:r>
       <w:tab/>
       <w:tab/>
-      <w:t>2026-09-04</w:t>
+      <w:t>2026-09-05</w:t>
       <w:br/>
       <w:br/>
     </w:r>

--- a/klagomål/A 28059-2026 FSC-klagomål.docx
+++ b/klagomål/A 28059-2026 FSC-klagomål.docx
@@ -1997,7 +1997,7 @@
     <w:r>
       <w:tab/>
       <w:tab/>
-      <w:t>2026-09-05</w:t>
+      <w:t>2026-09-06</w:t>
       <w:br/>
       <w:br/>
     </w:r>

--- a/klagomål/A 28059-2026 FSC-klagomål.docx
+++ b/klagomål/A 28059-2026 FSC-klagomål.docx
@@ -1997,7 +1997,7 @@
     <w:r>
       <w:tab/>
       <w:tab/>
-      <w:t>2026-09-06</w:t>
+      <w:t>2026-09-07</w:t>
       <w:br/>
       <w:br/>
     </w:r>

--- a/klagomål/A 28059-2026 FSC-klagomål.docx
+++ b/klagomål/A 28059-2026 FSC-klagomål.docx
@@ -1997,7 +1997,7 @@
     <w:r>
       <w:tab/>
       <w:tab/>
-      <w:t>2026-09-07</w:t>
+      <w:t>2026-09-08</w:t>
       <w:br/>
       <w:br/>
     </w:r>

--- a/klagomål/A 28059-2026 FSC-klagomål.docx
+++ b/klagomål/A 28059-2026 FSC-klagomål.docx
@@ -1997,7 +1997,7 @@
     <w:r>
       <w:tab/>
       <w:tab/>
-      <w:t>2026-09-08</w:t>
+      <w:t>2026-09-09</w:t>
       <w:br/>
       <w:br/>
     </w:r>

--- a/klagomål/A 28059-2026 FSC-klagomål.docx
+++ b/klagomål/A 28059-2026 FSC-klagomål.docx
@@ -1997,7 +1997,7 @@
     <w:r>
       <w:tab/>
       <w:tab/>
-      <w:t>2026-09-09</w:t>
+      <w:t>2026-09-10</w:t>
       <w:br/>
       <w:br/>
     </w:r>

--- a/klagomål/A 28059-2026 FSC-klagomål.docx
+++ b/klagomål/A 28059-2026 FSC-klagomål.docx
@@ -1997,7 +1997,7 @@
     <w:r>
       <w:tab/>
       <w:tab/>
-      <w:t>2026-09-10</w:t>
+      <w:t>2026-09-11</w:t>
       <w:br/>
       <w:br/>
     </w:r>

--- a/klagomål/A 28059-2026 FSC-klagomål.docx
+++ b/klagomål/A 28059-2026 FSC-klagomål.docx
@@ -1997,7 +1997,7 @@
     <w:r>
       <w:tab/>
       <w:tab/>
-      <w:t>2026-09-11</w:t>
+      <w:t>2026-09-12</w:t>
       <w:br/>
       <w:br/>
     </w:r>

--- a/klagomål/A 28059-2026 FSC-klagomål.docx
+++ b/klagomål/A 28059-2026 FSC-klagomål.docx
@@ -1997,7 +1997,7 @@
     <w:r>
       <w:tab/>
       <w:tab/>
-      <w:t>2026-09-12</w:t>
+      <w:t>2026-09-13</w:t>
       <w:br/>
       <w:br/>
     </w:r>
